--- a/docx_resources/Вечірня-Утреня/tmp_тропарі_святкові/тропарі-святкові-08.docx
+++ b/docx_resources/Вечірня-Утреня/tmp_тропарі_святкові/тропарі-святкові-08.docx
@@ -34,27 +34,7 @@
           <w:sz w:val="24"/>
           <w:szCs w:val="24"/>
         </w:rPr>
-        <w:t>1 серпня. Похід із чесним Древом чесного і животворящого Хреста. Свв. сімох мчч. Макавеїв, і матері їх Соломії, і старця Єлеазара.</w:t>
-      </w:r>
-    </w:p>
-    <w:p>
-      <w:pPr>
-        <w:pStyle w:val="Heading2"/>
-        <w:rPr>
-          <w:rFonts w:ascii="Times New Roman" w:eastAsia="Times New Roman" w:hAnsi="Times New Roman" w:cs="Times New Roman"/>
-          <w:sz w:val="24"/>
-          <w:szCs w:val="24"/>
-        </w:rPr>
-      </w:pPr>
-      <w:bookmarkStart w:id="0" w:name="_heading=h.jawxn1w5z3w8" w:colFirst="0" w:colLast="0"/>
-      <w:bookmarkEnd w:id="0"/>
-      <w:r>
-        <w:rPr>
-          <w:rFonts w:ascii="Times New Roman" w:eastAsia="Times New Roman" w:hAnsi="Times New Roman" w:cs="Times New Roman"/>
-          <w:sz w:val="24"/>
-          <w:szCs w:val="24"/>
-        </w:rPr>
-        <w:t xml:space="preserve">Похід із чесним Древом чесного і животворящого Хреста. </w:t>
+        <w:t>1 серпня. Похід із чесним Древом чесного і животворящого Хреста.</w:t>
       </w:r>
     </w:p>
     <w:p>
@@ -91,15 +71,7 @@
           <w:sz w:val="24"/>
           <w:szCs w:val="24"/>
         </w:rPr>
-        <w:t>Спаси́, Го́споди, люде́й Твої́х* і благослови́ наслі́д</w:t>
-      </w:r>
-      <w:r>
-        <w:rPr>
-          <w:rFonts w:ascii="Times New Roman" w:eastAsia="Times New Roman" w:hAnsi="Times New Roman" w:cs="Times New Roman"/>
-          <w:sz w:val="24"/>
-          <w:szCs w:val="24"/>
-        </w:rPr>
-        <w:t>дя  Твоє́,* перемо́ги благові́рному наро́дові на супроти́вників дару́й* і хресто́м Твої́м* охорони́ люд Твій.</w:t>
+        <w:t>Спаси́, Го́споди, люде́й Твої́х* і благослови́ наслі́ддя  Твоє́,* перемо́ги благові́рному наро́дові на супроти́вників дару́й* і хресто́м Твої́м* охорони́ люд Твій.</w:t>
       </w:r>
     </w:p>
     <w:p>
@@ -128,15 +100,7 @@
           <w:sz w:val="24"/>
           <w:szCs w:val="24"/>
         </w:rPr>
-        <w:t>Возні́сся Ти на хрест доброві́льно.* Ново́му лю́дові Твоє́му, що Твоє́ ім’я́ но́сить,* дару́й щедро́ти Твої́, Хри́сте Бо́же.* Возве</w:t>
-      </w:r>
-      <w:r>
-        <w:rPr>
-          <w:rFonts w:ascii="Times New Roman" w:eastAsia="Times New Roman" w:hAnsi="Times New Roman" w:cs="Times New Roman"/>
-          <w:sz w:val="24"/>
-          <w:szCs w:val="24"/>
-        </w:rPr>
-        <w:t>сели́ си́лою Твоє́ю благові́рний наро́д,* перемо́ги на супроти́вників дай йому́,* що за по́міч ма́є Твоє́ ору́жжя ми́ру, непобо́рну перемо́гу.</w:t>
+        <w:t>Возні́сся Ти на хрест доброві́льно.* Ново́му лю́дові Твоє́му, що Твоє́ ім’я́ но́сить,* дару́й щедро́ти Твої́, Хри́сте Бо́же.* Возвесели́ си́лою Твоє́ю благові́рний наро́д,* перемо́ги на супроти́вників дай йому́,* що за по́міч ма́є Твоє́ ору́жжя ми́ру, непобо́рну перемо́гу.</w:t>
       </w:r>
     </w:p>
     <w:p>
@@ -148,48 +112,39 @@
           <w:szCs w:val="24"/>
         </w:rPr>
       </w:pPr>
-      <w:bookmarkStart w:id="1" w:name="_heading=h.s2e7jfzf32ql" w:colFirst="0" w:colLast="0"/>
+      <w:bookmarkStart w:id="0" w:name="_heading=h.s2e7jfzf32ql" w:colFirst="0" w:colLast="0"/>
+      <w:bookmarkEnd w:id="0"/>
+      <w:r>
+        <w:rPr>
+          <w:rFonts w:ascii="Times New Roman" w:eastAsia="Times New Roman" w:hAnsi="Times New Roman" w:cs="Times New Roman"/>
+          <w:sz w:val="24"/>
+          <w:szCs w:val="24"/>
+        </w:rPr>
+        <w:t xml:space="preserve">5 </w:t>
+      </w:r>
+      <w:r>
+        <w:rPr>
+          <w:rFonts w:ascii="Times New Roman" w:eastAsia="Times New Roman" w:hAnsi="Times New Roman" w:cs="Times New Roman"/>
+          <w:sz w:val="24"/>
+          <w:szCs w:val="24"/>
+        </w:rPr>
+        <w:t xml:space="preserve">серпня. </w:t>
+      </w:r>
+      <w:r>
+        <w:rPr>
+          <w:rFonts w:ascii="Times New Roman" w:eastAsia="Times New Roman" w:hAnsi="Times New Roman" w:cs="Times New Roman"/>
+          <w:sz w:val="24"/>
+          <w:szCs w:val="24"/>
+        </w:rPr>
+        <w:t>Передсвяття Преображення.</w:t>
+      </w:r>
+    </w:p>
+    <w:p>
+      <w:bookmarkStart w:id="1" w:name="_heading=h.icnxrsoq8qso" w:colFirst="0" w:colLast="0"/>
       <w:bookmarkEnd w:id="1"/>
       <w:r>
         <w:rPr>
           <w:rFonts w:ascii="Times New Roman" w:eastAsia="Times New Roman" w:hAnsi="Times New Roman" w:cs="Times New Roman"/>
-          <w:sz w:val="24"/>
-          <w:szCs w:val="24"/>
-        </w:rPr>
-        <w:t>5 Передсвяття Преображення. Св. мч. Євсигнія.</w:t>
-      </w:r>
-    </w:p>
-    <w:p>
-      <w:pPr>
-        <w:pStyle w:val="Heading2"/>
-        <w:rPr>
-          <w:rFonts w:ascii="Times New Roman" w:eastAsia="Times New Roman" w:hAnsi="Times New Roman" w:cs="Times New Roman"/>
-          <w:sz w:val="24"/>
-          <w:szCs w:val="24"/>
-        </w:rPr>
-      </w:pPr>
-      <w:bookmarkStart w:id="2" w:name="_heading=h.pfs9hc7s6dz1" w:colFirst="0" w:colLast="0"/>
-      <w:bookmarkEnd w:id="2"/>
-      <w:r>
-        <w:rPr>
-          <w:rFonts w:ascii="Times New Roman" w:eastAsia="Times New Roman" w:hAnsi="Times New Roman" w:cs="Times New Roman"/>
-          <w:sz w:val="24"/>
-          <w:szCs w:val="24"/>
-        </w:rPr>
-        <w:t>Передсвяття Преображення</w:t>
-      </w:r>
-    </w:p>
-    <w:p>
-      <w:pPr>
-        <w:rPr>
-          <w:rFonts w:ascii="Times New Roman" w:eastAsia="Times New Roman" w:hAnsi="Times New Roman" w:cs="Times New Roman"/>
-          <w:sz w:val="24"/>
-          <w:szCs w:val="24"/>
-        </w:rPr>
-      </w:pPr>
-      <w:r>
-        <w:rPr>
-          <w:rFonts w:ascii="Times New Roman" w:eastAsia="Times New Roman" w:hAnsi="Times New Roman" w:cs="Times New Roman"/>
           <w:i/>
           <w:color w:val="FF0000"/>
           <w:sz w:val="24"/>
@@ -203,99 +158,7 @@
           <w:sz w:val="24"/>
           <w:szCs w:val="24"/>
         </w:rPr>
-        <w:t>Ідімо назустріч Христовому перебраженню,* світло торжествуючи, вірні, це передпразденство,* і кличмо: Надійшов день Божої радости,* восходить на гору Таворську Владика,* щоб засяяти красою Свого божества.</w:t>
-      </w:r>
-    </w:p>
-    <w:p>
-      <w:pPr>
-        <w:rPr>
-          <w:rFonts w:ascii="Times New Roman" w:eastAsia="Times New Roman" w:hAnsi="Times New Roman" w:cs="Times New Roman"/>
-          <w:sz w:val="24"/>
-          <w:szCs w:val="24"/>
-        </w:rPr>
-      </w:pPr>
-      <w:r>
-        <w:rPr>
-          <w:rFonts w:ascii="Times New Roman" w:eastAsia="Times New Roman" w:hAnsi="Times New Roman" w:cs="Times New Roman"/>
-          <w:i/>
-          <w:color w:val="FF0000"/>
-          <w:sz w:val="24"/>
-          <w:szCs w:val="24"/>
-        </w:rPr>
-        <w:t xml:space="preserve">Кондак (г. </w:t>
-      </w:r>
-      <w:r>
-        <w:rPr>
-          <w:rFonts w:ascii="Times New Roman" w:eastAsia="Times New Roman" w:hAnsi="Times New Roman" w:cs="Times New Roman"/>
-          <w:i/>
-          <w:color w:val="FF0000"/>
-          <w:sz w:val="24"/>
-          <w:szCs w:val="24"/>
-        </w:rPr>
-        <w:t xml:space="preserve">4): </w:t>
-      </w:r>
-      <w:r>
-        <w:rPr>
-          <w:rFonts w:ascii="Times New Roman" w:eastAsia="Times New Roman" w:hAnsi="Times New Roman" w:cs="Times New Roman"/>
-          <w:sz w:val="24"/>
-          <w:szCs w:val="24"/>
-        </w:rPr>
-        <w:t>Днесь божественним переображенням* уся людська істота божественно сіяє,* радісно кличе: переображується Христос,* спасаючи усе.</w:t>
-      </w:r>
-    </w:p>
-    <w:p>
-      <w:pPr>
-        <w:pStyle w:val="Heading2"/>
-        <w:rPr>
-          <w:rFonts w:ascii="Times New Roman" w:eastAsia="Times New Roman" w:hAnsi="Times New Roman" w:cs="Times New Roman"/>
-          <w:sz w:val="24"/>
-          <w:szCs w:val="24"/>
-        </w:rPr>
-      </w:pPr>
-      <w:bookmarkStart w:id="3" w:name="_heading=h.icnxrsoq8qso" w:colFirst="0" w:colLast="0"/>
-      <w:bookmarkEnd w:id="3"/>
-      <w:r>
-        <w:rPr>
-          <w:rFonts w:ascii="Times New Roman" w:eastAsia="Times New Roman" w:hAnsi="Times New Roman" w:cs="Times New Roman"/>
-          <w:sz w:val="24"/>
-          <w:szCs w:val="24"/>
-        </w:rPr>
-        <w:t>Св. мч. Євсигнія</w:t>
-      </w:r>
-    </w:p>
-    <w:p>
-      <w:pPr>
-        <w:rPr>
-          <w:rFonts w:ascii="Times New Roman" w:eastAsia="Times New Roman" w:hAnsi="Times New Roman" w:cs="Times New Roman"/>
-          <w:sz w:val="24"/>
-          <w:szCs w:val="24"/>
-        </w:rPr>
-      </w:pPr>
-      <w:r>
-        <w:rPr>
-          <w:rFonts w:ascii="Times New Roman" w:eastAsia="Times New Roman" w:hAnsi="Times New Roman" w:cs="Times New Roman"/>
-          <w:i/>
-          <w:color w:val="FF0000"/>
-          <w:sz w:val="24"/>
-          <w:szCs w:val="24"/>
-        </w:rPr>
-        <w:t xml:space="preserve">Тропар (г. 4): </w:t>
-      </w:r>
-      <w:r>
-        <w:rPr>
-          <w:rFonts w:ascii="Times New Roman" w:eastAsia="Times New Roman" w:hAnsi="Times New Roman" w:cs="Times New Roman"/>
-          <w:sz w:val="24"/>
-          <w:szCs w:val="24"/>
-        </w:rPr>
-        <w:t>Мученик Твій, Господи, Євсигній,* у стражданнях своїх прийняв вінець нетлінний від Тебе, Бог</w:t>
-      </w:r>
-      <w:r>
-        <w:rPr>
-          <w:rFonts w:ascii="Times New Roman" w:eastAsia="Times New Roman" w:hAnsi="Times New Roman" w:cs="Times New Roman"/>
-          <w:sz w:val="24"/>
-          <w:szCs w:val="24"/>
-        </w:rPr>
-        <w:t>а нашого,* мавши бо кріпость Твою, він мучителів подолав,* сокрушив і демонів зухвальства безсильні.* Його молитвами спаси душі наші.</w:t>
+        <w:t>Іді́мо назу́стріч Христо́вому переобра́женню,* сві́тло торжеству́ючи, ві́рні, це передпра́зденство,* і кли́чмо: Надійшо́в день Бо́жої ра́дости,* восхо́дить на го́ру Таво́рську Влади́ка,* щоб зася́яти красо́ю Свого́ божества́.</w:t>
       </w:r>
     </w:p>
     <w:p>
@@ -322,15 +185,7 @@
           <w:sz w:val="24"/>
           <w:szCs w:val="24"/>
         </w:rPr>
-        <w:t xml:space="preserve">Мученика Євсигнія возхвалімо,* бо він вчинив марною оману силою Христовою,* і віру прояснив,* перетерпівши </w:t>
-      </w:r>
-      <w:r>
-        <w:rPr>
-          <w:rFonts w:ascii="Times New Roman" w:eastAsia="Times New Roman" w:hAnsi="Times New Roman" w:cs="Times New Roman"/>
-          <w:sz w:val="24"/>
-          <w:szCs w:val="24"/>
-        </w:rPr>
-        <w:t>муки за істину,* і викрив бездумність мучителів,* прийнявши вінець перемоги з Божої десниці.</w:t>
+        <w:t>Днесь божестве́нним переобра́женням* уся́ лю́дська істо́та божестве́нно сія́є,* ра́дісно кли́че: Переобра́жується Христо́с,* спаса́ючи усе́.</w:t>
       </w:r>
     </w:p>
     <w:p>
@@ -377,15 +232,7 @@
           <w:sz w:val="24"/>
           <w:szCs w:val="24"/>
         </w:rPr>
-        <w:t>Переобрази́вся Ти на горі́, Хри́сте Бо́же,* показа́вши ученика́м Твої́м сла́в</w:t>
-      </w:r>
-      <w:r>
-        <w:rPr>
-          <w:rFonts w:ascii="Times New Roman" w:eastAsia="Times New Roman" w:hAnsi="Times New Roman" w:cs="Times New Roman"/>
-          <w:sz w:val="24"/>
-          <w:szCs w:val="24"/>
-        </w:rPr>
-        <w:t>у Твою́, скі́льки змогли́.* Неха́й засія́є і нам, грі́шним, сві́тло Твоє́ повсякча́сне,* молитва́ми Богоро́диці, Світлода́вче, сла́ва Тобі́.</w:t>
+        <w:t>Переобрази́вся Ти на горі́, Хри́сте Бо́же,* показа́вши ученика́м Твої́м сла́ву Твою́, скі́льки змогли́.* Неха́й засія́є і нам, грі́шним, сві́тло Твоє́ повсякча́сне,* молитва́ми Богоро́диці, Світлода́вче, сла́ва Тобі́.</w:t>
       </w:r>
     </w:p>
     <w:p>
@@ -412,15 +259,7 @@
           <w:sz w:val="24"/>
           <w:szCs w:val="24"/>
         </w:rPr>
-        <w:t>На горі́ переобрази́вся Ти,* і, скі́льки змогли́, ученики́ Твої́ сла́ву Твою́, Хри́сте Бо́же, ви́ді</w:t>
-      </w:r>
-      <w:r>
-        <w:rPr>
-          <w:rFonts w:ascii="Times New Roman" w:eastAsia="Times New Roman" w:hAnsi="Times New Roman" w:cs="Times New Roman"/>
-          <w:sz w:val="24"/>
-          <w:szCs w:val="24"/>
-        </w:rPr>
-        <w:t>ли,* щоб, коли́ поба́чать, як Тебе́ розпина́ють,* стражда́ння зрозумі́ли доброві́льне,* а сві́тові пропові́дять,* що Ти єси́ воі́стину О́тче ся́яння.</w:t>
+        <w:t>На горі́ переобрази́вся Ти,* і, скі́льки змогли́, ученики́ Твої́ сла́ву Твою́, Хри́сте Бо́же, ви́діли,* щоб, коли́ поба́чать, як Тебе́ розпина́ють,* стражда́ння зрозумі́ли доброві́льне,* а сві́тові пропові́дять,* що Ти єси́ воі́стину О́тче ся́яння.</w:t>
       </w:r>
     </w:p>
     <w:p>
@@ -438,8 +277,23 @@
           <w:sz w:val="24"/>
           <w:szCs w:val="24"/>
         </w:rPr>
-        <w:lastRenderedPageBreak/>
-        <w:t>7 серпня.  Св. прпмч. Дометія.</w:t>
+        <w:t xml:space="preserve">7 серпня. </w:t>
+      </w:r>
+      <w:r>
+        <w:rPr>
+          <w:rFonts w:ascii="Times New Roman" w:eastAsia="Times New Roman" w:hAnsi="Times New Roman" w:cs="Times New Roman"/>
+          <w:sz w:val="24"/>
+          <w:szCs w:val="24"/>
+        </w:rPr>
+        <w:t>Посвяття</w:t>
+      </w:r>
+      <w:r>
+        <w:rPr>
+          <w:rFonts w:ascii="Times New Roman" w:eastAsia="Times New Roman" w:hAnsi="Times New Roman" w:cs="Times New Roman"/>
+          <w:sz w:val="24"/>
+          <w:szCs w:val="24"/>
+        </w:rPr>
+        <w:t xml:space="preserve"> Преображення.</w:t>
       </w:r>
     </w:p>
     <w:p>
@@ -511,240 +365,15 @@
           <w:sz w:val="24"/>
           <w:szCs w:val="24"/>
         </w:rPr>
-        <w:t>8 серпня.  Св. Еміліяна, ісп., єп. Кизицького.</w:t>
-      </w:r>
-    </w:p>
-    <w:p>
-      <w:pPr>
-        <w:rPr>
-          <w:rFonts w:ascii="Times New Roman" w:eastAsia="Times New Roman" w:hAnsi="Times New Roman" w:cs="Times New Roman"/>
-          <w:sz w:val="24"/>
-          <w:szCs w:val="24"/>
-        </w:rPr>
-      </w:pPr>
-      <w:r>
-        <w:rPr>
-          <w:rFonts w:ascii="Times New Roman" w:eastAsia="Times New Roman" w:hAnsi="Times New Roman" w:cs="Times New Roman"/>
-          <w:i/>
-          <w:color w:val="FF0000"/>
-          <w:sz w:val="24"/>
-          <w:szCs w:val="24"/>
-        </w:rPr>
-        <w:t xml:space="preserve">Тропар (г. 7): </w:t>
-      </w:r>
-      <w:r>
-        <w:rPr>
-          <w:rFonts w:ascii="Times New Roman" w:eastAsia="Times New Roman" w:hAnsi="Times New Roman" w:cs="Times New Roman"/>
-          <w:sz w:val="24"/>
-          <w:szCs w:val="24"/>
-        </w:rPr>
-        <w:t>Переобрази́вся Ти на горі́, Хри́сте Бо́же,* показа́вши ученика́м Твої́м сла́ву Твою́, скі́льки змогли́.* Неха́й засія́є і нам, грі́шним, сві́тло Твоє́ повсякча́сне,* молитва́ми Богоро́диці, Світлода́вче, сла́ва Тобі́.</w:t>
-      </w:r>
-    </w:p>
-    <w:p>
-      <w:pPr>
-        <w:rPr>
-          <w:rFonts w:ascii="Times New Roman" w:eastAsia="Times New Roman" w:hAnsi="Times New Roman" w:cs="Times New Roman"/>
-          <w:sz w:val="24"/>
-          <w:szCs w:val="24"/>
-        </w:rPr>
-      </w:pPr>
-      <w:r>
-        <w:rPr>
-          <w:rFonts w:ascii="Times New Roman" w:eastAsia="Times New Roman" w:hAnsi="Times New Roman" w:cs="Times New Roman"/>
-          <w:i/>
-          <w:color w:val="FF0000"/>
-          <w:sz w:val="24"/>
-          <w:szCs w:val="24"/>
-        </w:rPr>
-        <w:t xml:space="preserve">Кондак (г. 7): </w:t>
-      </w:r>
-      <w:r>
-        <w:rPr>
-          <w:rFonts w:ascii="Times New Roman" w:eastAsia="Times New Roman" w:hAnsi="Times New Roman" w:cs="Times New Roman"/>
-          <w:sz w:val="24"/>
-          <w:szCs w:val="24"/>
-        </w:rPr>
-        <w:t>На горі́ переобрази́вся Ти,* і, скі́льки змогли́, ученики́ Твої́ сла́ву Твою́, Хри́сте Бо́же, ви́діли,* щоб, коли́ поба́чать, як Тебе́ розпина́ють,* стражда́ння зрозумі́ли доброві́льне,* а сві́тові пропові́дять,* що Ти єси́ воі́стину О́тче ся́яння.</w:t>
-      </w:r>
-    </w:p>
-    <w:p>
-      <w:pPr>
-        <w:pStyle w:val="Heading1"/>
-        <w:rPr>
-          <w:rFonts w:ascii="Times New Roman" w:eastAsia="Times New Roman" w:hAnsi="Times New Roman" w:cs="Times New Roman"/>
-          <w:sz w:val="24"/>
-          <w:szCs w:val="24"/>
-        </w:rPr>
-      </w:pPr>
-      <w:r>
-        <w:rPr>
-          <w:rFonts w:ascii="Times New Roman" w:eastAsia="Times New Roman" w:hAnsi="Times New Roman" w:cs="Times New Roman"/>
-          <w:sz w:val="24"/>
-          <w:szCs w:val="24"/>
-        </w:rPr>
-        <w:t>9 серпня. Св. ап. Матія.</w:t>
-      </w:r>
-    </w:p>
-    <w:p>
-      <w:pPr>
-        <w:rPr>
-          <w:rFonts w:ascii="Times New Roman" w:eastAsia="Times New Roman" w:hAnsi="Times New Roman" w:cs="Times New Roman"/>
-          <w:sz w:val="24"/>
-          <w:szCs w:val="24"/>
-        </w:rPr>
-      </w:pPr>
-      <w:r>
-        <w:rPr>
-          <w:rFonts w:ascii="Times New Roman" w:eastAsia="Times New Roman" w:hAnsi="Times New Roman" w:cs="Times New Roman"/>
-          <w:i/>
-          <w:color w:val="FF0000"/>
-          <w:sz w:val="24"/>
-          <w:szCs w:val="24"/>
-        </w:rPr>
-        <w:t xml:space="preserve">Тропар (г. 7): </w:t>
-      </w:r>
-      <w:r>
-        <w:rPr>
-          <w:rFonts w:ascii="Times New Roman" w:eastAsia="Times New Roman" w:hAnsi="Times New Roman" w:cs="Times New Roman"/>
-          <w:sz w:val="24"/>
-          <w:szCs w:val="24"/>
-        </w:rPr>
-        <w:t>Переобрази́вся Ти на горі́, Хри́сте Бо́же,* показа́вши ученика́м Твої́м сла́ву Твою́, скі́льки змогли́.* Неха́й засія́є і нам, грі́шним, сві́тло Твоє́ повсякча́сне,* молитва́ми Богоро́диці, Світлода́вче, сла́ва Тобі́.</w:t>
-      </w:r>
-    </w:p>
-    <w:p>
-      <w:pPr>
-        <w:rPr>
-          <w:rFonts w:ascii="Times New Roman" w:eastAsia="Times New Roman" w:hAnsi="Times New Roman" w:cs="Times New Roman"/>
-          <w:sz w:val="24"/>
-          <w:szCs w:val="24"/>
-        </w:rPr>
-      </w:pPr>
-      <w:r>
-        <w:rPr>
-          <w:rFonts w:ascii="Times New Roman" w:eastAsia="Times New Roman" w:hAnsi="Times New Roman" w:cs="Times New Roman"/>
-          <w:i/>
-          <w:color w:val="FF0000"/>
-          <w:sz w:val="24"/>
-          <w:szCs w:val="24"/>
-        </w:rPr>
-        <w:t xml:space="preserve">Кондак (г. 7): </w:t>
-      </w:r>
-      <w:r>
-        <w:rPr>
-          <w:rFonts w:ascii="Times New Roman" w:eastAsia="Times New Roman" w:hAnsi="Times New Roman" w:cs="Times New Roman"/>
-          <w:sz w:val="24"/>
-          <w:szCs w:val="24"/>
-        </w:rPr>
-        <w:t>На горі́ переобрази́вся Ти,* і, скі́льки змогли́, ученики́ Твої́ сла́ву Твою́, Хри́сте Бо́же, ви́діли,* щоб, коли́ поба́чать, як Тебе́ розпина́ють,* стражда́ння зрозумі́ли доброві́льне,* а сві́тові пропові́дять,* що Ти єси́ воі́стину О́тче ся́яння.</w:t>
-      </w:r>
-    </w:p>
-    <w:p>
-      <w:pPr>
-        <w:pStyle w:val="Heading1"/>
-        <w:rPr>
-          <w:rFonts w:ascii="Times New Roman" w:eastAsia="Times New Roman" w:hAnsi="Times New Roman" w:cs="Times New Roman"/>
-          <w:sz w:val="24"/>
-          <w:szCs w:val="24"/>
-        </w:rPr>
-      </w:pPr>
-      <w:r>
-        <w:rPr>
-          <w:rFonts w:ascii="Times New Roman" w:eastAsia="Times New Roman" w:hAnsi="Times New Roman" w:cs="Times New Roman"/>
-          <w:sz w:val="24"/>
-          <w:szCs w:val="24"/>
-        </w:rPr>
-        <w:t>10 серпня.  Св. мч. й архидиякона Лаврентія.</w:t>
-      </w:r>
-    </w:p>
-    <w:p>
-      <w:pPr>
-        <w:rPr>
-          <w:rFonts w:ascii="Times New Roman" w:eastAsia="Times New Roman" w:hAnsi="Times New Roman" w:cs="Times New Roman"/>
-          <w:sz w:val="24"/>
-          <w:szCs w:val="24"/>
-        </w:rPr>
-      </w:pPr>
-      <w:r>
-        <w:rPr>
-          <w:rFonts w:ascii="Times New Roman" w:eastAsia="Times New Roman" w:hAnsi="Times New Roman" w:cs="Times New Roman"/>
-          <w:i/>
-          <w:color w:val="FF0000"/>
-          <w:sz w:val="24"/>
-          <w:szCs w:val="24"/>
-        </w:rPr>
-        <w:t xml:space="preserve">Тропар (г. 7): </w:t>
-      </w:r>
-      <w:r>
-        <w:rPr>
-          <w:rFonts w:ascii="Times New Roman" w:eastAsia="Times New Roman" w:hAnsi="Times New Roman" w:cs="Times New Roman"/>
-          <w:sz w:val="24"/>
-          <w:szCs w:val="24"/>
-        </w:rPr>
-        <w:t>Переобрази́вся Ти на горі́, Хри́сте Бо́же,* показа́вши ученика́м Твої́м сла́ву Твою́, скі́льки змогли́.* Неха́й засія́є і нам, грі́шним, сві́тло Твоє́ повсякча́сне,* молитва́ми Богоро́диці, Світлода́вче, сла́ва Тобі́.</w:t>
-      </w:r>
-    </w:p>
-    <w:p>
-      <w:pPr>
-        <w:rPr>
-          <w:rFonts w:ascii="Times New Roman" w:eastAsia="Times New Roman" w:hAnsi="Times New Roman" w:cs="Times New Roman"/>
-          <w:sz w:val="24"/>
-          <w:szCs w:val="24"/>
-        </w:rPr>
-      </w:pPr>
-      <w:r>
-        <w:rPr>
-          <w:rFonts w:ascii="Times New Roman" w:eastAsia="Times New Roman" w:hAnsi="Times New Roman" w:cs="Times New Roman"/>
-          <w:i/>
-          <w:color w:val="FF0000"/>
-          <w:sz w:val="24"/>
-          <w:szCs w:val="24"/>
-        </w:rPr>
-        <w:t xml:space="preserve">Кондак (г. 7): </w:t>
-      </w:r>
-      <w:r>
-        <w:rPr>
-          <w:rFonts w:ascii="Times New Roman" w:eastAsia="Times New Roman" w:hAnsi="Times New Roman" w:cs="Times New Roman"/>
-          <w:sz w:val="24"/>
-          <w:szCs w:val="24"/>
-        </w:rPr>
-        <w:t>На горі́ переобрази́вся Ти,* і, скі́льки змогли́, ученики́ Твої́ сла́ву Твою́, Хри́сте Бо́же, ви́діли,* щоб, коли́ поба́чать, як Тебе́ розпина́ють,* стражда́ння зрозумі́ли доброві́льне,* а сві́тові пропові́дять,* що Ти єси́ воі́стину О́тче ся́яння.</w:t>
-      </w:r>
-    </w:p>
-    <w:p>
-      <w:pPr>
-        <w:rPr>
-          <w:rFonts w:ascii="Times New Roman" w:eastAsia="Times New Roman" w:hAnsi="Times New Roman" w:cs="Times New Roman"/>
-          <w:sz w:val="24"/>
-          <w:szCs w:val="24"/>
-        </w:rPr>
-      </w:pPr>
-    </w:p>
-    <w:p>
-      <w:pPr>
-        <w:pStyle w:val="Heading1"/>
-        <w:rPr>
-          <w:rFonts w:ascii="Times New Roman" w:eastAsia="Times New Roman" w:hAnsi="Times New Roman" w:cs="Times New Roman"/>
-          <w:sz w:val="24"/>
-          <w:szCs w:val="24"/>
-        </w:rPr>
-      </w:pPr>
-      <w:r>
-        <w:rPr>
-          <w:rFonts w:ascii="Times New Roman" w:eastAsia="Times New Roman" w:hAnsi="Times New Roman" w:cs="Times New Roman"/>
-          <w:sz w:val="24"/>
-          <w:szCs w:val="24"/>
-        </w:rPr>
-        <w:t>11 серпня.  Св. мч. й архидиякона Єв</w:t>
-      </w:r>
-      <w:r>
-        <w:rPr>
-          <w:rFonts w:ascii="Times New Roman" w:eastAsia="Times New Roman" w:hAnsi="Times New Roman" w:cs="Times New Roman"/>
-          <w:sz w:val="24"/>
-          <w:szCs w:val="24"/>
-        </w:rPr>
-        <w:t>пла.</w:t>
+        <w:t xml:space="preserve">8 серпня. </w:t>
+      </w:r>
+      <w:r>
+        <w:rPr>
+          <w:rFonts w:ascii="Times New Roman" w:eastAsia="Times New Roman" w:hAnsi="Times New Roman" w:cs="Times New Roman"/>
+          <w:sz w:val="24"/>
+          <w:szCs w:val="24"/>
+        </w:rPr>
+        <w:t>Посвяття Преображення.</w:t>
       </w:r>
     </w:p>
     <w:p>
@@ -807,17 +436,52 @@
         <w:pStyle w:val="Heading1"/>
         <w:rPr>
           <w:rFonts w:ascii="Times New Roman" w:eastAsia="Times New Roman" w:hAnsi="Times New Roman" w:cs="Times New Roman"/>
-          <w:sz w:val="24"/>
-          <w:szCs w:val="24"/>
-        </w:rPr>
-      </w:pPr>
-      <w:r>
-        <w:rPr>
-          <w:rFonts w:ascii="Times New Roman" w:eastAsia="Times New Roman" w:hAnsi="Times New Roman" w:cs="Times New Roman"/>
-          <w:sz w:val="24"/>
-          <w:szCs w:val="24"/>
-        </w:rPr>
-        <w:t>12 серпня.  Св. мчч. Фотія й Аникити.</w:t>
+          <w:color w:val="FF0000"/>
+          <w:sz w:val="24"/>
+          <w:szCs w:val="24"/>
+        </w:rPr>
+      </w:pPr>
+      <w:r>
+        <w:rPr>
+          <w:rFonts w:ascii="Times New Roman" w:eastAsia="Times New Roman" w:hAnsi="Times New Roman" w:cs="Times New Roman"/>
+          <w:sz w:val="24"/>
+          <w:szCs w:val="24"/>
+        </w:rPr>
+        <w:t xml:space="preserve">9 серпня. </w:t>
+      </w:r>
+      <w:r>
+        <w:rPr>
+          <w:rFonts w:ascii="Times New Roman" w:eastAsia="Times New Roman" w:hAnsi="Times New Roman" w:cs="Times New Roman"/>
+          <w:sz w:val="24"/>
+          <w:szCs w:val="24"/>
+        </w:rPr>
+        <w:t>Посвяття Преображення.</w:t>
+      </w:r>
+      <w:r>
+        <w:rPr>
+          <w:rFonts w:ascii="Times New Roman" w:eastAsia="Times New Roman" w:hAnsi="Times New Roman" w:cs="Times New Roman"/>
+          <w:sz w:val="24"/>
+          <w:szCs w:val="24"/>
+        </w:rPr>
+        <w:t xml:space="preserve"> </w:t>
+      </w:r>
+      <w:r>
+        <w:rPr>
+          <w:rFonts w:ascii="Times New Roman" w:eastAsia="Times New Roman" w:hAnsi="Times New Roman" w:cs="Times New Roman"/>
+          <w:color w:val="FF0000"/>
+          <w:sz w:val="24"/>
+          <w:szCs w:val="24"/>
+        </w:rPr>
+        <w:t xml:space="preserve">+ </w:t>
+      </w:r>
+      <w:r>
+        <w:rPr>
+          <w:rFonts w:ascii="Times New Roman" w:eastAsia="Times New Roman" w:hAnsi="Times New Roman" w:cs="Times New Roman"/>
+          <w:color w:val="FF0000"/>
+          <w:sz w:val="24"/>
+          <w:szCs w:val="24"/>
+        </w:rPr>
+        <w:t>Св. ап. Матія.</w:t>
       </w:r>
     </w:p>
     <w:p>
@@ -881,15 +545,24 @@
           <w:rFonts w:ascii="Times New Roman" w:eastAsia="Times New Roman" w:hAnsi="Times New Roman" w:cs="Times New Roman"/>
           <w:sz w:val="24"/>
           <w:szCs w:val="24"/>
-        </w:rPr>
-      </w:pPr>
-      <w:r>
-        <w:rPr>
-          <w:rFonts w:ascii="Times New Roman" w:eastAsia="Times New Roman" w:hAnsi="Times New Roman" w:cs="Times New Roman"/>
-          <w:sz w:val="24"/>
-          <w:szCs w:val="24"/>
-        </w:rPr>
-        <w:t>13 серпня.  Прп. Максима Ісповідника.</w:t>
+          <w:lang w:val="en-US"/>
+        </w:rPr>
+      </w:pPr>
+      <w:r>
+        <w:rPr>
+          <w:rFonts w:ascii="Times New Roman" w:eastAsia="Times New Roman" w:hAnsi="Times New Roman" w:cs="Times New Roman"/>
+          <w:sz w:val="24"/>
+          <w:szCs w:val="24"/>
+        </w:rPr>
+        <w:t xml:space="preserve">10 серпня. </w:t>
+      </w:r>
+      <w:r>
+        <w:rPr>
+          <w:rFonts w:ascii="Times New Roman" w:eastAsia="Times New Roman" w:hAnsi="Times New Roman" w:cs="Times New Roman"/>
+          <w:sz w:val="24"/>
+          <w:szCs w:val="24"/>
+        </w:rPr>
+        <w:t>Посвяття Преображення</w:t>
       </w:r>
     </w:p>
     <w:p>
@@ -948,119 +621,521 @@
     </w:p>
     <w:p>
       <w:pPr>
+        <w:rPr>
+          <w:rFonts w:ascii="Times New Roman" w:eastAsia="Times New Roman" w:hAnsi="Times New Roman" w:cs="Times New Roman"/>
+          <w:sz w:val="24"/>
+          <w:szCs w:val="24"/>
+        </w:rPr>
+      </w:pPr>
+    </w:p>
+    <w:p>
+      <w:pPr>
         <w:pStyle w:val="Heading1"/>
         <w:rPr>
           <w:rFonts w:ascii="Times New Roman" w:eastAsia="Times New Roman" w:hAnsi="Times New Roman" w:cs="Times New Roman"/>
-          <w:color w:val="FF0000"/>
-          <w:sz w:val="24"/>
-          <w:szCs w:val="24"/>
-        </w:rPr>
-      </w:pPr>
-      <w:r>
-        <w:rPr>
-          <w:rFonts w:ascii="Times New Roman" w:eastAsia="Times New Roman" w:hAnsi="Times New Roman" w:cs="Times New Roman"/>
-          <w:sz w:val="24"/>
-          <w:szCs w:val="24"/>
-        </w:rPr>
-        <w:t>14 серпня. Передсвяття Успення. Св. прор. Міхе</w:t>
-      </w:r>
-      <w:r>
-        <w:rPr>
-          <w:rFonts w:ascii="Times New Roman" w:eastAsia="Times New Roman" w:hAnsi="Times New Roman" w:cs="Times New Roman"/>
-          <w:sz w:val="24"/>
-          <w:szCs w:val="24"/>
-        </w:rPr>
-        <w:t>я. Перенесення чесних мощів прп. Теодосія, ігумена Печерського.</w:t>
-      </w:r>
-    </w:p>
-    <w:p>
-      <w:pPr>
-        <w:pStyle w:val="Heading2"/>
-        <w:rPr>
-          <w:rFonts w:ascii="Times New Roman" w:eastAsia="Times New Roman" w:hAnsi="Times New Roman" w:cs="Times New Roman"/>
-          <w:sz w:val="24"/>
-          <w:szCs w:val="24"/>
-        </w:rPr>
-      </w:pPr>
-      <w:bookmarkStart w:id="4" w:name="_heading=h.u9pi2pe2uv91" w:colFirst="0" w:colLast="0"/>
+          <w:sz w:val="24"/>
+          <w:szCs w:val="24"/>
+        </w:rPr>
+      </w:pPr>
+      <w:r>
+        <w:rPr>
+          <w:rFonts w:ascii="Times New Roman" w:eastAsia="Times New Roman" w:hAnsi="Times New Roman" w:cs="Times New Roman"/>
+          <w:sz w:val="24"/>
+          <w:szCs w:val="24"/>
+        </w:rPr>
+        <w:t xml:space="preserve">11 серпня. </w:t>
+      </w:r>
+      <w:r>
+        <w:rPr>
+          <w:rFonts w:ascii="Times New Roman" w:eastAsia="Times New Roman" w:hAnsi="Times New Roman" w:cs="Times New Roman"/>
+          <w:sz w:val="24"/>
+          <w:szCs w:val="24"/>
+        </w:rPr>
+        <w:t>Посвяття Преображення</w:t>
+      </w:r>
+    </w:p>
+    <w:p>
+      <w:pPr>
+        <w:rPr>
+          <w:rFonts w:ascii="Times New Roman" w:eastAsia="Times New Roman" w:hAnsi="Times New Roman" w:cs="Times New Roman"/>
+          <w:sz w:val="24"/>
+          <w:szCs w:val="24"/>
+        </w:rPr>
+      </w:pPr>
+      <w:r>
+        <w:rPr>
+          <w:rFonts w:ascii="Times New Roman" w:eastAsia="Times New Roman" w:hAnsi="Times New Roman" w:cs="Times New Roman"/>
+          <w:i/>
+          <w:color w:val="FF0000"/>
+          <w:sz w:val="24"/>
+          <w:szCs w:val="24"/>
+        </w:rPr>
+        <w:t xml:space="preserve">Тропар (г. 7): </w:t>
+      </w:r>
+      <w:r>
+        <w:rPr>
+          <w:rFonts w:ascii="Times New Roman" w:eastAsia="Times New Roman" w:hAnsi="Times New Roman" w:cs="Times New Roman"/>
+          <w:sz w:val="24"/>
+          <w:szCs w:val="24"/>
+        </w:rPr>
+        <w:t>Переобрази́вся Ти на горі́, Хри́сте Бо́же,* показа́вши ученика́м Твої́м сла́ву Твою́, скі́льки змогли́.* Неха́й засія́є і нам, грі́шним, сві́тло Твоє́ повсякча́сне,* молитва́ми Богоро́диці, Світлода́вче, сла́ва Тобі́.</w:t>
+      </w:r>
+    </w:p>
+    <w:p>
+      <w:pPr>
+        <w:rPr>
+          <w:rFonts w:ascii="Times New Roman" w:eastAsia="Times New Roman" w:hAnsi="Times New Roman" w:cs="Times New Roman"/>
+          <w:sz w:val="24"/>
+          <w:szCs w:val="24"/>
+        </w:rPr>
+      </w:pPr>
+      <w:r>
+        <w:rPr>
+          <w:rFonts w:ascii="Times New Roman" w:eastAsia="Times New Roman" w:hAnsi="Times New Roman" w:cs="Times New Roman"/>
+          <w:i/>
+          <w:color w:val="FF0000"/>
+          <w:sz w:val="24"/>
+          <w:szCs w:val="24"/>
+        </w:rPr>
+        <w:t xml:space="preserve">Кондак (г. 7): </w:t>
+      </w:r>
+      <w:r>
+        <w:rPr>
+          <w:rFonts w:ascii="Times New Roman" w:eastAsia="Times New Roman" w:hAnsi="Times New Roman" w:cs="Times New Roman"/>
+          <w:sz w:val="24"/>
+          <w:szCs w:val="24"/>
+        </w:rPr>
+        <w:t>На горі́ переобрази́вся Ти,* і, скі́льки змогли́, ученики́ Твої́ сла́ву Твою́, Хри́сте Бо́же, ви́діли,* щоб, коли́ поба́чать, як Тебе́ розпина́ють,* стражда́ння зрозумі́ли доброві́льне,* а сві́тові пропові́дять,* що Ти єси́ воі́стину О́тче ся́яння.</w:t>
+      </w:r>
+    </w:p>
+    <w:p>
+      <w:pPr>
+        <w:pStyle w:val="Heading1"/>
+        <w:rPr>
+          <w:rFonts w:ascii="Times New Roman" w:eastAsia="Times New Roman" w:hAnsi="Times New Roman" w:cs="Times New Roman"/>
+          <w:sz w:val="24"/>
+          <w:szCs w:val="24"/>
+        </w:rPr>
+      </w:pPr>
+      <w:r>
+        <w:rPr>
+          <w:rFonts w:ascii="Times New Roman" w:eastAsia="Times New Roman" w:hAnsi="Times New Roman" w:cs="Times New Roman"/>
+          <w:sz w:val="24"/>
+          <w:szCs w:val="24"/>
+        </w:rPr>
+        <w:t xml:space="preserve">12 серпня. </w:t>
+      </w:r>
+      <w:r>
+        <w:rPr>
+          <w:rFonts w:ascii="Times New Roman" w:eastAsia="Times New Roman" w:hAnsi="Times New Roman" w:cs="Times New Roman"/>
+          <w:sz w:val="24"/>
+          <w:szCs w:val="24"/>
+        </w:rPr>
+        <w:t>Посвяття Преображення</w:t>
+      </w:r>
+    </w:p>
+    <w:p>
+      <w:pPr>
+        <w:rPr>
+          <w:rFonts w:ascii="Times New Roman" w:eastAsia="Times New Roman" w:hAnsi="Times New Roman" w:cs="Times New Roman"/>
+          <w:sz w:val="24"/>
+          <w:szCs w:val="24"/>
+        </w:rPr>
+      </w:pPr>
+      <w:r>
+        <w:rPr>
+          <w:rFonts w:ascii="Times New Roman" w:eastAsia="Times New Roman" w:hAnsi="Times New Roman" w:cs="Times New Roman"/>
+          <w:i/>
+          <w:color w:val="FF0000"/>
+          <w:sz w:val="24"/>
+          <w:szCs w:val="24"/>
+        </w:rPr>
+        <w:t xml:space="preserve">Тропар (г. 7): </w:t>
+      </w:r>
+      <w:r>
+        <w:rPr>
+          <w:rFonts w:ascii="Times New Roman" w:eastAsia="Times New Roman" w:hAnsi="Times New Roman" w:cs="Times New Roman"/>
+          <w:sz w:val="24"/>
+          <w:szCs w:val="24"/>
+        </w:rPr>
+        <w:t>Переобрази́вся Ти на горі́, Хри́сте Бо́же,* показа́вши ученика́м Твої́м сла́ву Твою́, скі́льки змогли́.* Неха́й засія́є і нам, грі́шним, сві́тло Твоє́ повсякча́сне,* молитва́ми Богоро́диці, Світлода́вче, сла́ва Тобі́.</w:t>
+      </w:r>
+    </w:p>
+    <w:p>
+      <w:pPr>
+        <w:rPr>
+          <w:rFonts w:ascii="Times New Roman" w:eastAsia="Times New Roman" w:hAnsi="Times New Roman" w:cs="Times New Roman"/>
+          <w:sz w:val="24"/>
+          <w:szCs w:val="24"/>
+        </w:rPr>
+      </w:pPr>
+      <w:r>
+        <w:rPr>
+          <w:rFonts w:ascii="Times New Roman" w:eastAsia="Times New Roman" w:hAnsi="Times New Roman" w:cs="Times New Roman"/>
+          <w:i/>
+          <w:color w:val="FF0000"/>
+          <w:sz w:val="24"/>
+          <w:szCs w:val="24"/>
+        </w:rPr>
+        <w:t xml:space="preserve">Кондак (г. 7): </w:t>
+      </w:r>
+      <w:r>
+        <w:rPr>
+          <w:rFonts w:ascii="Times New Roman" w:eastAsia="Times New Roman" w:hAnsi="Times New Roman" w:cs="Times New Roman"/>
+          <w:sz w:val="24"/>
+          <w:szCs w:val="24"/>
+        </w:rPr>
+        <w:t>На горі́ переобрази́вся Ти,* і, скі́льки змогли́, ученики́ Твої́ сла́ву Твою́, Хри́сте Бо́же, ви́діли,* щоб, коли́ поба́чать, як Тебе́ розпина́ють,* стражда́ння зрозумі́ли доброві́льне,* а сві́тові пропові́дять,* що Ти єси́ воі́стину О́тче ся́яння.</w:t>
+      </w:r>
+    </w:p>
+    <w:p>
+      <w:pPr>
+        <w:pStyle w:val="Heading1"/>
+        <w:rPr>
+          <w:rFonts w:ascii="Times New Roman" w:eastAsia="Times New Roman" w:hAnsi="Times New Roman" w:cs="Times New Roman"/>
+          <w:sz w:val="24"/>
+          <w:szCs w:val="24"/>
+        </w:rPr>
+      </w:pPr>
+      <w:r>
+        <w:rPr>
+          <w:rFonts w:ascii="Times New Roman" w:eastAsia="Times New Roman" w:hAnsi="Times New Roman" w:cs="Times New Roman"/>
+          <w:sz w:val="24"/>
+          <w:szCs w:val="24"/>
+        </w:rPr>
+        <w:lastRenderedPageBreak/>
+        <w:t xml:space="preserve">13 серпня. </w:t>
+      </w:r>
+      <w:r>
+        <w:rPr>
+          <w:rFonts w:ascii="Times New Roman" w:eastAsia="Times New Roman" w:hAnsi="Times New Roman" w:cs="Times New Roman"/>
+          <w:sz w:val="24"/>
+          <w:szCs w:val="24"/>
+        </w:rPr>
+        <w:t>Віддання</w:t>
+      </w:r>
+      <w:r>
+        <w:rPr>
+          <w:rFonts w:ascii="Times New Roman" w:eastAsia="Times New Roman" w:hAnsi="Times New Roman" w:cs="Times New Roman"/>
+          <w:sz w:val="24"/>
+          <w:szCs w:val="24"/>
+        </w:rPr>
+        <w:t xml:space="preserve"> Преображення</w:t>
+      </w:r>
+    </w:p>
+    <w:p>
+      <w:pPr>
+        <w:rPr>
+          <w:rFonts w:ascii="Times New Roman" w:eastAsia="Times New Roman" w:hAnsi="Times New Roman" w:cs="Times New Roman"/>
+          <w:sz w:val="24"/>
+          <w:szCs w:val="24"/>
+        </w:rPr>
+      </w:pPr>
+      <w:r>
+        <w:rPr>
+          <w:rFonts w:ascii="Times New Roman" w:eastAsia="Times New Roman" w:hAnsi="Times New Roman" w:cs="Times New Roman"/>
+          <w:i/>
+          <w:color w:val="FF0000"/>
+          <w:sz w:val="24"/>
+          <w:szCs w:val="24"/>
+        </w:rPr>
+        <w:t xml:space="preserve">Тропар (г. 7): </w:t>
+      </w:r>
+      <w:r>
+        <w:rPr>
+          <w:rFonts w:ascii="Times New Roman" w:eastAsia="Times New Roman" w:hAnsi="Times New Roman" w:cs="Times New Roman"/>
+          <w:sz w:val="24"/>
+          <w:szCs w:val="24"/>
+        </w:rPr>
+        <w:t>Переобрази́вся Ти на горі́, Хри́сте Бо́же,* показа́вши ученика́м Твої́м сла́ву Твою́, скі́льки змогли́.* Неха́й засія́є і нам, грі́шним, сві́тло Твоє́ повсякча́сне,* молитва́ми Богоро́диці, Світлода́вче, сла́ва Тобі́.</w:t>
+      </w:r>
+    </w:p>
+    <w:p>
+      <w:pPr>
+        <w:rPr>
+          <w:rFonts w:ascii="Times New Roman" w:eastAsia="Times New Roman" w:hAnsi="Times New Roman" w:cs="Times New Roman"/>
+          <w:sz w:val="24"/>
+          <w:szCs w:val="24"/>
+        </w:rPr>
+      </w:pPr>
+      <w:r>
+        <w:rPr>
+          <w:rFonts w:ascii="Times New Roman" w:eastAsia="Times New Roman" w:hAnsi="Times New Roman" w:cs="Times New Roman"/>
+          <w:i/>
+          <w:color w:val="FF0000"/>
+          <w:sz w:val="24"/>
+          <w:szCs w:val="24"/>
+        </w:rPr>
+        <w:t xml:space="preserve">Кондак (г. 7): </w:t>
+      </w:r>
+      <w:r>
+        <w:rPr>
+          <w:rFonts w:ascii="Times New Roman" w:eastAsia="Times New Roman" w:hAnsi="Times New Roman" w:cs="Times New Roman"/>
+          <w:sz w:val="24"/>
+          <w:szCs w:val="24"/>
+        </w:rPr>
+        <w:t>На горі́ переобрази́вся Ти,* і, скі́льки змогли́, ученики́ Твої́ сла́ву Твою́, Хри́сте Бо́же, ви́діли,* щоб, коли́ поба́чать, як Тебе́ розпина́ють,* стражда́ння зрозумі́ли доброві́льне,* а сві́тові пропові́дять,* що Ти єси́ воі́стину О́тче ся́яння.</w:t>
+      </w:r>
+    </w:p>
+    <w:p>
+      <w:pPr>
+        <w:pStyle w:val="Heading1"/>
+        <w:rPr>
+          <w:rFonts w:ascii="Times New Roman" w:eastAsia="Times New Roman" w:hAnsi="Times New Roman" w:cs="Times New Roman"/>
+          <w:color w:val="FF0000"/>
+          <w:sz w:val="24"/>
+          <w:szCs w:val="24"/>
+        </w:rPr>
+      </w:pPr>
+      <w:r>
+        <w:rPr>
+          <w:rFonts w:ascii="Times New Roman" w:eastAsia="Times New Roman" w:hAnsi="Times New Roman" w:cs="Times New Roman"/>
+          <w:sz w:val="24"/>
+          <w:szCs w:val="24"/>
+        </w:rPr>
+        <w:t>14 серпня. Передсвяття Успення.</w:t>
+      </w:r>
+    </w:p>
+    <w:p>
+      <w:pPr>
+        <w:rPr>
+          <w:rFonts w:ascii="Times New Roman" w:eastAsia="Times New Roman" w:hAnsi="Times New Roman" w:cs="Times New Roman"/>
+          <w:sz w:val="24"/>
+          <w:szCs w:val="24"/>
+        </w:rPr>
+      </w:pPr>
+      <w:bookmarkStart w:id="2" w:name="_heading=h.u9pi2pe2uv91" w:colFirst="0" w:colLast="0"/>
+      <w:bookmarkEnd w:id="2"/>
+      <w:r>
+        <w:rPr>
+          <w:rFonts w:ascii="Times New Roman" w:eastAsia="Times New Roman" w:hAnsi="Times New Roman" w:cs="Times New Roman"/>
+          <w:i/>
+          <w:color w:val="FF0000"/>
+          <w:sz w:val="24"/>
+          <w:szCs w:val="24"/>
+        </w:rPr>
+        <w:t xml:space="preserve">Тропар (г. 4): </w:t>
+      </w:r>
+      <w:r>
+        <w:rPr>
+          <w:rFonts w:ascii="Times New Roman" w:eastAsia="Times New Roman" w:hAnsi="Times New Roman" w:cs="Times New Roman"/>
+          <w:sz w:val="24"/>
+          <w:szCs w:val="24"/>
+        </w:rPr>
+        <w:t xml:space="preserve">Лю́ди, заздалегі́дь ті́штеся,* з ві́рою плещі́ть рука́ми і в любо́ві збері́ться,* днесь ра́дуючися і сві́тло воскли́куючи всі з весе́лістю,* Бо́жа бо Ма́ти ма́є з земно́го до висо́т перейти́ сла́вно.* Її́ пісня́ми повсякча́сно як Богоро́дицю сла́вимо. </w:t>
+      </w:r>
+    </w:p>
+    <w:p>
+      <w:pPr>
+        <w:rPr>
+          <w:rFonts w:ascii="Times New Roman" w:eastAsia="Times New Roman" w:hAnsi="Times New Roman" w:cs="Times New Roman"/>
+          <w:sz w:val="24"/>
+          <w:szCs w:val="24"/>
+        </w:rPr>
+      </w:pPr>
+      <w:r>
+        <w:rPr>
+          <w:rFonts w:ascii="Times New Roman" w:eastAsia="Times New Roman" w:hAnsi="Times New Roman" w:cs="Times New Roman"/>
+          <w:i/>
+          <w:color w:val="FF0000"/>
+          <w:sz w:val="24"/>
+          <w:szCs w:val="24"/>
+        </w:rPr>
+        <w:t xml:space="preserve">Кондак (г. 4): </w:t>
+      </w:r>
+      <w:r>
+        <w:rPr>
+          <w:rFonts w:ascii="Times New Roman" w:eastAsia="Times New Roman" w:hAnsi="Times New Roman" w:cs="Times New Roman"/>
+          <w:sz w:val="24"/>
+          <w:szCs w:val="24"/>
+        </w:rPr>
+        <w:t>У сла́вній па́м’яті твої́й* вселе́нна, оздо́блена безтіле́сним ду́хом,* розу́мно з весе́лістю взива́є до те́бе:* Ра́дуйся, Ді́во, христия́н похвало́.</w:t>
+      </w:r>
+    </w:p>
+    <w:p>
+      <w:pPr>
+        <w:pStyle w:val="Heading1"/>
+        <w:rPr>
+          <w:rFonts w:ascii="Times New Roman" w:eastAsia="Times New Roman" w:hAnsi="Times New Roman" w:cs="Times New Roman"/>
+          <w:color w:val="FF0000"/>
+          <w:sz w:val="24"/>
+          <w:szCs w:val="24"/>
+        </w:rPr>
+      </w:pPr>
+      <w:bookmarkStart w:id="3" w:name="_heading=h.a773h1ggrkh" w:colFirst="0" w:colLast="0"/>
+      <w:bookmarkEnd w:id="3"/>
+      <w:r>
+        <w:rPr>
+          <w:rFonts w:ascii="Times New Roman" w:eastAsia="Times New Roman" w:hAnsi="Times New Roman" w:cs="Times New Roman"/>
+          <w:color w:val="FF0000"/>
+          <w:sz w:val="24"/>
+          <w:szCs w:val="24"/>
+        </w:rPr>
+        <w:t>15 серпня. Усп</w:t>
+      </w:r>
+      <w:r>
+        <w:rPr>
+          <w:rFonts w:ascii="Times New Roman" w:eastAsia="Times New Roman" w:hAnsi="Times New Roman" w:cs="Times New Roman"/>
+          <w:color w:val="FF0000"/>
+          <w:sz w:val="24"/>
+          <w:szCs w:val="24"/>
+        </w:rPr>
+        <w:t>і</w:t>
+      </w:r>
+      <w:r>
+        <w:rPr>
+          <w:rFonts w:ascii="Times New Roman" w:eastAsia="Times New Roman" w:hAnsi="Times New Roman" w:cs="Times New Roman"/>
+          <w:color w:val="FF0000"/>
+          <w:sz w:val="24"/>
+          <w:szCs w:val="24"/>
+        </w:rPr>
+        <w:t>ння Пресвятої Владичиці нашої Богородиці і Приснодіви Марії.</w:t>
+      </w:r>
+    </w:p>
+    <w:p>
+      <w:pPr>
+        <w:rPr>
+          <w:rFonts w:ascii="Times New Roman" w:eastAsia="Times New Roman" w:hAnsi="Times New Roman" w:cs="Times New Roman"/>
+          <w:sz w:val="24"/>
+          <w:szCs w:val="24"/>
+        </w:rPr>
+      </w:pPr>
+      <w:r>
+        <w:rPr>
+          <w:rFonts w:ascii="Times New Roman" w:eastAsia="Times New Roman" w:hAnsi="Times New Roman" w:cs="Times New Roman"/>
+          <w:i/>
+          <w:color w:val="FF0000"/>
+          <w:sz w:val="24"/>
+          <w:szCs w:val="24"/>
+        </w:rPr>
+        <w:t xml:space="preserve">Тропар (г. 1): </w:t>
+      </w:r>
+      <w:r>
+        <w:rPr>
+          <w:rFonts w:ascii="Times New Roman" w:eastAsia="Times New Roman" w:hAnsi="Times New Roman" w:cs="Times New Roman"/>
+          <w:sz w:val="24"/>
+          <w:szCs w:val="24"/>
+        </w:rPr>
+        <w:t>У різдві́ ді́вство зберегла́ ти,* в успе́нні сві́та не оста́вила ти, Богоро́дице.* Переста́вилася ти до життя́, бу́вши Ма́тір’ю Життя́.* І молитва́ми твої́ми* ізбавля́єш від сме́рти ду́ші на́ші.</w:t>
+      </w:r>
+    </w:p>
+    <w:p>
+      <w:pPr>
+        <w:rPr>
+          <w:rFonts w:ascii="Times New Roman" w:eastAsia="Times New Roman" w:hAnsi="Times New Roman" w:cs="Times New Roman"/>
+          <w:sz w:val="24"/>
+          <w:szCs w:val="24"/>
+        </w:rPr>
+      </w:pPr>
+      <w:r>
+        <w:rPr>
+          <w:rFonts w:ascii="Times New Roman" w:eastAsia="Times New Roman" w:hAnsi="Times New Roman" w:cs="Times New Roman"/>
+          <w:i/>
+          <w:color w:val="FF0000"/>
+          <w:sz w:val="24"/>
+          <w:szCs w:val="24"/>
+        </w:rPr>
+        <w:t xml:space="preserve">Кондак (г. 2): </w:t>
+      </w:r>
+      <w:r>
+        <w:rPr>
+          <w:rFonts w:ascii="Times New Roman" w:eastAsia="Times New Roman" w:hAnsi="Times New Roman" w:cs="Times New Roman"/>
+          <w:sz w:val="24"/>
+          <w:szCs w:val="24"/>
+        </w:rPr>
+        <w:t xml:space="preserve">В молитва́х невсипу́щу Богоро́дицю* і в засту́пництвах незамі́нне упова́ння* гріб і умертві́ння не втри́мали.* </w:t>
+      </w:r>
+      <w:r>
+        <w:rPr>
+          <w:rFonts w:ascii="Times New Roman" w:eastAsia="Times New Roman" w:hAnsi="Times New Roman" w:cs="Times New Roman"/>
+          <w:sz w:val="24"/>
+          <w:szCs w:val="24"/>
+        </w:rPr>
+        <w:t>Бо як Ма́тір Життя́ до життя́ переста́вив Той,* Хто всели́вся в утро́бу присноді́вственну.</w:t>
+      </w:r>
+    </w:p>
+    <w:p>
+      <w:pPr>
+        <w:pStyle w:val="Heading1"/>
+        <w:rPr>
+          <w:rFonts w:ascii="Times New Roman" w:eastAsia="Times New Roman" w:hAnsi="Times New Roman" w:cs="Times New Roman"/>
+          <w:color w:val="FF0000"/>
+          <w:sz w:val="24"/>
+          <w:szCs w:val="24"/>
+        </w:rPr>
+      </w:pPr>
+      <w:r>
+        <w:rPr>
+          <w:rFonts w:ascii="Times New Roman" w:eastAsia="Times New Roman" w:hAnsi="Times New Roman" w:cs="Times New Roman"/>
+          <w:sz w:val="24"/>
+          <w:szCs w:val="24"/>
+        </w:rPr>
+        <w:t xml:space="preserve">16 серпня. </w:t>
+      </w:r>
+      <w:r>
+        <w:rPr>
+          <w:rFonts w:ascii="Times New Roman" w:eastAsia="Times New Roman" w:hAnsi="Times New Roman" w:cs="Times New Roman"/>
+          <w:color w:val="FF0000"/>
+          <w:sz w:val="24"/>
+          <w:szCs w:val="24"/>
+        </w:rPr>
+        <w:t>Перенесення з Едеси до Царгороду Нерукотворного образу Господа Бога і Спаса нашого Ісуса Христа</w:t>
+      </w:r>
+    </w:p>
+    <w:p>
+      <w:pPr>
+        <w:rPr>
+          <w:rFonts w:ascii="Times New Roman" w:eastAsia="Times New Roman" w:hAnsi="Times New Roman" w:cs="Times New Roman"/>
+          <w:sz w:val="24"/>
+          <w:szCs w:val="24"/>
+        </w:rPr>
+      </w:pPr>
+      <w:bookmarkStart w:id="4" w:name="_heading=h.r32uzd5j71h6" w:colFirst="0" w:colLast="0"/>
       <w:bookmarkEnd w:id="4"/>
       <w:r>
         <w:rPr>
           <w:rFonts w:ascii="Times New Roman" w:eastAsia="Times New Roman" w:hAnsi="Times New Roman" w:cs="Times New Roman"/>
-          <w:sz w:val="24"/>
-          <w:szCs w:val="24"/>
-        </w:rPr>
-        <w:t>Передсвяття Успення.</w:t>
-      </w:r>
-    </w:p>
-    <w:p>
-      <w:pPr>
-        <w:rPr>
-          <w:rFonts w:ascii="Times New Roman" w:eastAsia="Times New Roman" w:hAnsi="Times New Roman" w:cs="Times New Roman"/>
-          <w:sz w:val="24"/>
-          <w:szCs w:val="24"/>
-        </w:rPr>
-      </w:pPr>
-      <w:r>
-        <w:rPr>
-          <w:rFonts w:ascii="Times New Roman" w:eastAsia="Times New Roman" w:hAnsi="Times New Roman" w:cs="Times New Roman"/>
-          <w:i/>
-          <w:color w:val="FF0000"/>
-          <w:sz w:val="24"/>
-          <w:szCs w:val="24"/>
-        </w:rPr>
-        <w:t xml:space="preserve">Тропар (г. 4): </w:t>
-      </w:r>
-      <w:r>
-        <w:rPr>
-          <w:rFonts w:ascii="Times New Roman" w:eastAsia="Times New Roman" w:hAnsi="Times New Roman" w:cs="Times New Roman"/>
-          <w:sz w:val="24"/>
-          <w:szCs w:val="24"/>
-        </w:rPr>
-        <w:t xml:space="preserve">Лю́ди, заздалегі́дь ті́штеся,* з ві́рою плещі́ть рука́ми і в любо́ві збері́ться,* днесь ра́дуючися і сві́тло воскли́куючи всі з весе́лістю,* Бо́жа бо Ма́ти </w:t>
-      </w:r>
-      <w:r>
-        <w:rPr>
-          <w:rFonts w:ascii="Times New Roman" w:eastAsia="Times New Roman" w:hAnsi="Times New Roman" w:cs="Times New Roman"/>
-          <w:sz w:val="24"/>
-          <w:szCs w:val="24"/>
-        </w:rPr>
-        <w:t xml:space="preserve">ма́є з земно́го до висо́т перейти́ сла́вно.* Її́ пісня́ми повсякча́сно як Богоро́дицю сла́вимо. </w:t>
-      </w:r>
-    </w:p>
-    <w:p>
-      <w:pPr>
-        <w:rPr>
-          <w:rFonts w:ascii="Times New Roman" w:eastAsia="Times New Roman" w:hAnsi="Times New Roman" w:cs="Times New Roman"/>
-          <w:sz w:val="24"/>
-          <w:szCs w:val="24"/>
-        </w:rPr>
-      </w:pPr>
-      <w:r>
-        <w:rPr>
-          <w:rFonts w:ascii="Times New Roman" w:eastAsia="Times New Roman" w:hAnsi="Times New Roman" w:cs="Times New Roman"/>
-          <w:i/>
-          <w:color w:val="FF0000"/>
-          <w:sz w:val="24"/>
-          <w:szCs w:val="24"/>
-        </w:rPr>
-        <w:t xml:space="preserve">Кондак (г. 4): </w:t>
-      </w:r>
-      <w:r>
-        <w:rPr>
-          <w:rFonts w:ascii="Times New Roman" w:eastAsia="Times New Roman" w:hAnsi="Times New Roman" w:cs="Times New Roman"/>
-          <w:sz w:val="24"/>
-          <w:szCs w:val="24"/>
-        </w:rPr>
-        <w:t>У сла́вній па́м’яті твої́й* вселе́нна, оздо́блена безтіле́сним ду́хом,* розу́мно з весе́лістю взива́є до те́бе:* Ра́дуйся, Ді́во, христия́н похв</w:t>
-      </w:r>
-      <w:r>
-        <w:rPr>
-          <w:rFonts w:ascii="Times New Roman" w:eastAsia="Times New Roman" w:hAnsi="Times New Roman" w:cs="Times New Roman"/>
-          <w:sz w:val="24"/>
-          <w:szCs w:val="24"/>
-        </w:rPr>
-        <w:t>ало́.</w:t>
+          <w:i/>
+          <w:color w:val="FF0000"/>
+          <w:sz w:val="24"/>
+          <w:szCs w:val="24"/>
+        </w:rPr>
+        <w:t xml:space="preserve">Тропар (г. 1): </w:t>
+      </w:r>
+      <w:r>
+        <w:rPr>
+          <w:rFonts w:ascii="Times New Roman" w:eastAsia="Times New Roman" w:hAnsi="Times New Roman" w:cs="Times New Roman"/>
+          <w:sz w:val="24"/>
+          <w:szCs w:val="24"/>
+        </w:rPr>
+        <w:t>У різдві́ ді́вство зберегла́ ти,* в успе́нні сві́та не оста́вила ти, Богоро́дице.* Переста́вилася ти до життя́, бу́вши Ма́тір’ю Життя́.* І молитва́ми твої́ми* ізбавля́єш від сме́рти ду́ші на́ші.</w:t>
+      </w:r>
+    </w:p>
+    <w:p>
+      <w:pPr>
+        <w:rPr>
+          <w:rFonts w:ascii="Times New Roman" w:eastAsia="Times New Roman" w:hAnsi="Times New Roman" w:cs="Times New Roman"/>
+          <w:sz w:val="24"/>
+          <w:szCs w:val="24"/>
+        </w:rPr>
+      </w:pPr>
+      <w:r>
+        <w:rPr>
+          <w:rFonts w:ascii="Times New Roman" w:eastAsia="Times New Roman" w:hAnsi="Times New Roman" w:cs="Times New Roman"/>
+          <w:i/>
+          <w:color w:val="FF0000"/>
+          <w:sz w:val="24"/>
+          <w:szCs w:val="24"/>
+        </w:rPr>
+        <w:t xml:space="preserve">Кондак (г. 2): </w:t>
+      </w:r>
+      <w:r>
+        <w:rPr>
+          <w:rFonts w:ascii="Times New Roman" w:eastAsia="Times New Roman" w:hAnsi="Times New Roman" w:cs="Times New Roman"/>
+          <w:sz w:val="24"/>
+          <w:szCs w:val="24"/>
+        </w:rPr>
+        <w:t>В молитва́х невсипу́щу Богоро́дицю* і в засту́пництвах незамі́нне упова́ння* гріб і умертві́ння не втри́мали.* Бо як Ма́тір Життя́ до життя́ переста́вив Той,* Хто всели́вся в утро́бу присноді́вственну.</w:t>
       </w:r>
     </w:p>
     <w:p>
@@ -1073,16 +1148,21 @@
           <w:szCs w:val="24"/>
         </w:rPr>
       </w:pPr>
-      <w:bookmarkStart w:id="5" w:name="_heading=h.a773h1ggrkh" w:colFirst="0" w:colLast="0"/>
-      <w:bookmarkEnd w:id="5"/>
-      <w:r>
-        <w:rPr>
-          <w:rFonts w:ascii="Times New Roman" w:eastAsia="Times New Roman" w:hAnsi="Times New Roman" w:cs="Times New Roman"/>
-          <w:color w:val="FF0000"/>
-          <w:sz w:val="24"/>
-          <w:szCs w:val="24"/>
-        </w:rPr>
-        <w:t>15 серпня.  Успення Пресвятої Владичиці нашої Богородиці і Приснодіви Марії.</w:t>
+      <w:r>
+        <w:rPr>
+          <w:rFonts w:ascii="Times New Roman" w:eastAsia="Times New Roman" w:hAnsi="Times New Roman" w:cs="Times New Roman"/>
+          <w:sz w:val="24"/>
+          <w:szCs w:val="24"/>
+        </w:rPr>
+        <w:t xml:space="preserve">17 серпня. </w:t>
+      </w:r>
+      <w:r>
+        <w:rPr>
+          <w:rFonts w:ascii="Times New Roman" w:eastAsia="Times New Roman" w:hAnsi="Times New Roman" w:cs="Times New Roman"/>
+          <w:sz w:val="24"/>
+          <w:szCs w:val="24"/>
+        </w:rPr>
+        <w:t>Посвяття Успіння</w:t>
       </w:r>
     </w:p>
     <w:p>
@@ -1109,15 +1189,7 @@
           <w:sz w:val="24"/>
           <w:szCs w:val="24"/>
         </w:rPr>
-        <w:t>У різдві́ ді́вство зберегла́ ти,* в успе́нні сві́та не оста́вила ти, Богоро́дице.* Переста́вилася ти до життя́, бу́вши Ма́тір’ю Життя́.* І молитва́м</w:t>
-      </w:r>
-      <w:r>
-        <w:rPr>
-          <w:rFonts w:ascii="Times New Roman" w:eastAsia="Times New Roman" w:hAnsi="Times New Roman" w:cs="Times New Roman"/>
-          <w:sz w:val="24"/>
-          <w:szCs w:val="24"/>
-        </w:rPr>
-        <w:t>и твої́ми* ізбавля́єш від сме́рти ду́ші на́ші.</w:t>
+        <w:t>У різдві́ ді́вство зберегла́ ти,* в успе́нні сві́та не оста́вила ти, Богоро́дице.* Переста́вилася ти до життя́, бу́вши Ма́тір’ю Життя́.* І молитва́ми твої́ми* ізбавля́єш від сме́рти ду́ші на́ші.</w:t>
       </w:r>
     </w:p>
     <w:p>
@@ -1144,15 +1216,7 @@
           <w:sz w:val="24"/>
           <w:szCs w:val="24"/>
         </w:rPr>
-        <w:t>В молитва́х невсипу́щу Богоро́дицю* і в засту́пництвах незамі́нне упова́ння* гріб і умертві́ння не втри́мали.* Бо як Ма́тір Життя́ до життя́ переста́вив Той,* Хто всели́вся в утро́бу присноді́вс</w:t>
-      </w:r>
-      <w:r>
-        <w:rPr>
-          <w:rFonts w:ascii="Times New Roman" w:eastAsia="Times New Roman" w:hAnsi="Times New Roman" w:cs="Times New Roman"/>
-          <w:sz w:val="24"/>
-          <w:szCs w:val="24"/>
-        </w:rPr>
-        <w:t>твенну.</w:t>
+        <w:t>В молитва́х невсипу́щу Богоро́дицю* і в засту́пництвах незамі́нне упова́ння* гріб і умертві́ння не втри́мали.* Бо як Ма́тір Життя́ до життя́ переста́вив Той,* Хто всели́вся в утро́бу присноді́вственну.</w:t>
       </w:r>
     </w:p>
     <w:p>
@@ -1172,164 +1236,15 @@
           <w:szCs w:val="24"/>
         </w:rPr>
         <w:lastRenderedPageBreak/>
-        <w:t xml:space="preserve">16 серпня.  Перенесення з Едеси до Царгороду Нерукотворного образу Господа Бога і Спаса нашого Ісуса Христа. Св. мч. Діомида. </w:t>
-      </w:r>
-    </w:p>
-    <w:p>
-      <w:pPr>
-        <w:rPr>
-          <w:rFonts w:ascii="Times New Roman" w:eastAsia="Times New Roman" w:hAnsi="Times New Roman" w:cs="Times New Roman"/>
-          <w:sz w:val="24"/>
-          <w:szCs w:val="24"/>
-        </w:rPr>
-      </w:pPr>
-      <w:bookmarkStart w:id="6" w:name="_heading=h.r32uzd5j71h6" w:colFirst="0" w:colLast="0"/>
-      <w:bookmarkEnd w:id="6"/>
-      <w:r>
-        <w:rPr>
-          <w:rFonts w:ascii="Times New Roman" w:eastAsia="Times New Roman" w:hAnsi="Times New Roman" w:cs="Times New Roman"/>
-          <w:i/>
-          <w:color w:val="FF0000"/>
-          <w:sz w:val="24"/>
-          <w:szCs w:val="24"/>
-        </w:rPr>
-        <w:t xml:space="preserve">Тропар (г. 1): </w:t>
-      </w:r>
-      <w:r>
-        <w:rPr>
-          <w:rFonts w:ascii="Times New Roman" w:eastAsia="Times New Roman" w:hAnsi="Times New Roman" w:cs="Times New Roman"/>
-          <w:sz w:val="24"/>
-          <w:szCs w:val="24"/>
-        </w:rPr>
-        <w:t>У різдві́ ді́вство зберегла́ ти,* в успе́нні сві́та не оста́вила ти, Богоро́дице.* Переста́вилася ти до життя́, бу́вши Ма́тір’ю Життя́.* І молитва́ми твої́ми* ізбавля́єш від сме́рти ду́ші на́ші.</w:t>
-      </w:r>
-    </w:p>
-    <w:p>
-      <w:pPr>
-        <w:rPr>
-          <w:rFonts w:ascii="Times New Roman" w:eastAsia="Times New Roman" w:hAnsi="Times New Roman" w:cs="Times New Roman"/>
-          <w:sz w:val="24"/>
-          <w:szCs w:val="24"/>
-        </w:rPr>
-      </w:pPr>
-      <w:r>
-        <w:rPr>
-          <w:rFonts w:ascii="Times New Roman" w:eastAsia="Times New Roman" w:hAnsi="Times New Roman" w:cs="Times New Roman"/>
-          <w:i/>
-          <w:color w:val="FF0000"/>
-          <w:sz w:val="24"/>
-          <w:szCs w:val="24"/>
-        </w:rPr>
-        <w:t xml:space="preserve">Кондак (г. 2): </w:t>
-      </w:r>
-      <w:r>
-        <w:rPr>
-          <w:rFonts w:ascii="Times New Roman" w:eastAsia="Times New Roman" w:hAnsi="Times New Roman" w:cs="Times New Roman"/>
-          <w:sz w:val="24"/>
-          <w:szCs w:val="24"/>
-        </w:rPr>
-        <w:t>В молитва́х невсипу́щу Богоро́дицю* і в засту́пництвах незамі́нне упова́ння* гріб і умертві́ння не втри́мали.* Бо як Ма́тір Життя́ до життя́ переста́вив Той,* Хто всели́вся в утро́бу присноді́вственну.</w:t>
-      </w:r>
-    </w:p>
-    <w:p>
-      <w:pPr>
-        <w:rPr>
-          <w:rFonts w:ascii="Times New Roman" w:eastAsia="Times New Roman" w:hAnsi="Times New Roman" w:cs="Times New Roman"/>
-          <w:sz w:val="24"/>
-          <w:szCs w:val="24"/>
-        </w:rPr>
-      </w:pPr>
-    </w:p>
-    <w:p>
-      <w:pPr>
-        <w:pStyle w:val="Heading1"/>
-        <w:rPr>
-          <w:rFonts w:ascii="Times New Roman" w:eastAsia="Times New Roman" w:hAnsi="Times New Roman" w:cs="Times New Roman"/>
-          <w:color w:val="FF0000"/>
-          <w:sz w:val="24"/>
-          <w:szCs w:val="24"/>
-        </w:rPr>
-      </w:pPr>
-      <w:r>
-        <w:rPr>
-          <w:rFonts w:ascii="Times New Roman" w:eastAsia="Times New Roman" w:hAnsi="Times New Roman" w:cs="Times New Roman"/>
-          <w:sz w:val="24"/>
-          <w:szCs w:val="24"/>
-        </w:rPr>
-        <w:t>17 серпня.  Св. мч. Мирона.</w:t>
-      </w:r>
-    </w:p>
-    <w:p>
-      <w:pPr>
-        <w:rPr>
-          <w:rFonts w:ascii="Times New Roman" w:eastAsia="Times New Roman" w:hAnsi="Times New Roman" w:cs="Times New Roman"/>
-          <w:sz w:val="24"/>
-          <w:szCs w:val="24"/>
-        </w:rPr>
-      </w:pPr>
-      <w:r>
-        <w:rPr>
-          <w:rFonts w:ascii="Times New Roman" w:eastAsia="Times New Roman" w:hAnsi="Times New Roman" w:cs="Times New Roman"/>
-          <w:i/>
-          <w:color w:val="FF0000"/>
-          <w:sz w:val="24"/>
-          <w:szCs w:val="24"/>
-        </w:rPr>
-        <w:t xml:space="preserve">Тропар (г. 1): </w:t>
-      </w:r>
-      <w:r>
-        <w:rPr>
-          <w:rFonts w:ascii="Times New Roman" w:eastAsia="Times New Roman" w:hAnsi="Times New Roman" w:cs="Times New Roman"/>
-          <w:sz w:val="24"/>
-          <w:szCs w:val="24"/>
-        </w:rPr>
-        <w:t>У різдві́ ді́вство зберегла́ ти,* в успе́нні сві́та не оста́вила ти, Богоро́дице.* Переста́вилася ти до життя́, бу́вши Ма́тір’ю Життя́.* І молитва́ми твої́ми* ізбавля́єш від сме́рти ду́ші на́ші.</w:t>
-      </w:r>
-    </w:p>
-    <w:p>
-      <w:pPr>
-        <w:rPr>
-          <w:rFonts w:ascii="Times New Roman" w:eastAsia="Times New Roman" w:hAnsi="Times New Roman" w:cs="Times New Roman"/>
-          <w:sz w:val="24"/>
-          <w:szCs w:val="24"/>
-        </w:rPr>
-      </w:pPr>
-      <w:r>
-        <w:rPr>
-          <w:rFonts w:ascii="Times New Roman" w:eastAsia="Times New Roman" w:hAnsi="Times New Roman" w:cs="Times New Roman"/>
-          <w:i/>
-          <w:color w:val="FF0000"/>
-          <w:sz w:val="24"/>
-          <w:szCs w:val="24"/>
-        </w:rPr>
-        <w:t xml:space="preserve">Кондак (г. 2): </w:t>
-      </w:r>
-      <w:r>
-        <w:rPr>
-          <w:rFonts w:ascii="Times New Roman" w:eastAsia="Times New Roman" w:hAnsi="Times New Roman" w:cs="Times New Roman"/>
-          <w:sz w:val="24"/>
-          <w:szCs w:val="24"/>
-        </w:rPr>
-        <w:t>В молитва́х невсипу́щу Богоро́дицю* і в засту́пництвах незамі́нне упова́ння* гріб і умертві́ння не втри́мали.* Бо як Ма́тір Життя́ до життя́ переста́вив Той,* Хто всели́вся в утро́бу присноді́вственну.</w:t>
-      </w:r>
-    </w:p>
-    <w:p>
-      <w:pPr>
-        <w:pStyle w:val="Heading1"/>
-        <w:rPr>
-          <w:rFonts w:ascii="Times New Roman" w:eastAsia="Times New Roman" w:hAnsi="Times New Roman" w:cs="Times New Roman"/>
-          <w:color w:val="FF0000"/>
-          <w:sz w:val="24"/>
-          <w:szCs w:val="24"/>
-        </w:rPr>
-      </w:pPr>
-      <w:r>
-        <w:rPr>
-          <w:rFonts w:ascii="Times New Roman" w:eastAsia="Times New Roman" w:hAnsi="Times New Roman" w:cs="Times New Roman"/>
-          <w:sz w:val="24"/>
-          <w:szCs w:val="24"/>
-        </w:rPr>
-        <w:t>18 серпня. Свв. мчч. Флора і Лавра.</w:t>
+        <w:t xml:space="preserve">18 серпня. </w:t>
+      </w:r>
+      <w:r>
+        <w:rPr>
+          <w:rFonts w:ascii="Times New Roman" w:eastAsia="Times New Roman" w:hAnsi="Times New Roman" w:cs="Times New Roman"/>
+          <w:sz w:val="24"/>
+          <w:szCs w:val="24"/>
+        </w:rPr>
+        <w:t>Посвяття Успіння</w:t>
       </w:r>
     </w:p>
     <w:p>
@@ -1396,27 +1311,35 @@
           <w:szCs w:val="24"/>
         </w:rPr>
       </w:pPr>
-      <w:bookmarkStart w:id="7" w:name="_heading=h.mhkv5avh2339" w:colFirst="0" w:colLast="0"/>
-      <w:bookmarkEnd w:id="7"/>
-      <w:r>
-        <w:rPr>
-          <w:rFonts w:ascii="Times New Roman" w:eastAsia="Times New Roman" w:hAnsi="Times New Roman" w:cs="Times New Roman"/>
-          <w:sz w:val="24"/>
-          <w:szCs w:val="24"/>
-        </w:rPr>
-        <w:t>19 серпня. Св. мч. Андрея Стратилата сотника і тих, що з ним.</w:t>
-      </w:r>
-    </w:p>
-    <w:p>
-      <w:pPr>
-        <w:rPr>
-          <w:rFonts w:ascii="Times New Roman" w:eastAsia="Times New Roman" w:hAnsi="Times New Roman" w:cs="Times New Roman"/>
-          <w:sz w:val="24"/>
-          <w:szCs w:val="24"/>
-        </w:rPr>
-      </w:pPr>
-      <w:bookmarkStart w:id="8" w:name="_heading=h.og9j6qv0nwiv" w:colFirst="0" w:colLast="0"/>
-      <w:bookmarkEnd w:id="8"/>
+      <w:bookmarkStart w:id="5" w:name="_heading=h.mhkv5avh2339" w:colFirst="0" w:colLast="0"/>
+      <w:bookmarkEnd w:id="5"/>
+      <w:r>
+        <w:rPr>
+          <w:rFonts w:ascii="Times New Roman" w:eastAsia="Times New Roman" w:hAnsi="Times New Roman" w:cs="Times New Roman"/>
+          <w:sz w:val="24"/>
+          <w:szCs w:val="24"/>
+        </w:rPr>
+        <w:t xml:space="preserve">19 серпня. </w:t>
+      </w:r>
+      <w:r>
+        <w:rPr>
+          <w:rFonts w:ascii="Times New Roman" w:eastAsia="Times New Roman" w:hAnsi="Times New Roman" w:cs="Times New Roman"/>
+          <w:sz w:val="24"/>
+          <w:szCs w:val="24"/>
+        </w:rPr>
+        <w:t>Посвяття Успіння</w:t>
+      </w:r>
+    </w:p>
+    <w:p>
+      <w:pPr>
+        <w:rPr>
+          <w:rFonts w:ascii="Times New Roman" w:eastAsia="Times New Roman" w:hAnsi="Times New Roman" w:cs="Times New Roman"/>
+          <w:sz w:val="24"/>
+          <w:szCs w:val="24"/>
+        </w:rPr>
+      </w:pPr>
+      <w:bookmarkStart w:id="6" w:name="_heading=h.og9j6qv0nwiv" w:colFirst="0" w:colLast="0"/>
+      <w:bookmarkEnd w:id="6"/>
       <w:r>
         <w:rPr>
           <w:rFonts w:ascii="Times New Roman" w:eastAsia="Times New Roman" w:hAnsi="Times New Roman" w:cs="Times New Roman"/>
@@ -1479,19 +1402,27 @@
           <w:sz w:val="24"/>
           <w:szCs w:val="24"/>
         </w:rPr>
-        <w:t>20 серпня. Св. прор. Самуїла.</w:t>
-      </w:r>
-    </w:p>
-    <w:p>
-      <w:pPr>
-        <w:rPr>
-          <w:rFonts w:ascii="Times New Roman" w:eastAsia="Times New Roman" w:hAnsi="Times New Roman" w:cs="Times New Roman"/>
-          <w:sz w:val="24"/>
-          <w:szCs w:val="24"/>
-        </w:rPr>
-      </w:pPr>
-      <w:bookmarkStart w:id="9" w:name="_heading=h.ckg6wjldzr3d" w:colFirst="0" w:colLast="0"/>
-      <w:bookmarkEnd w:id="9"/>
+        <w:t xml:space="preserve">20 серпня. </w:t>
+      </w:r>
+      <w:r>
+        <w:rPr>
+          <w:rFonts w:ascii="Times New Roman" w:eastAsia="Times New Roman" w:hAnsi="Times New Roman" w:cs="Times New Roman"/>
+          <w:sz w:val="24"/>
+          <w:szCs w:val="24"/>
+        </w:rPr>
+        <w:t>Посвяття Успіння</w:t>
+      </w:r>
+    </w:p>
+    <w:p>
+      <w:pPr>
+        <w:rPr>
+          <w:rFonts w:ascii="Times New Roman" w:eastAsia="Times New Roman" w:hAnsi="Times New Roman" w:cs="Times New Roman"/>
+          <w:sz w:val="24"/>
+          <w:szCs w:val="24"/>
+        </w:rPr>
+      </w:pPr>
+      <w:bookmarkStart w:id="7" w:name="_heading=h.ckg6wjldzr3d" w:colFirst="0" w:colLast="0"/>
+      <w:bookmarkEnd w:id="7"/>
       <w:r>
         <w:rPr>
           <w:rFonts w:ascii="Times New Roman" w:eastAsia="Times New Roman" w:hAnsi="Times New Roman" w:cs="Times New Roman"/>
@@ -1548,36 +1479,35 @@
           <w:szCs w:val="24"/>
         </w:rPr>
       </w:pPr>
-      <w:bookmarkStart w:id="10" w:name="_heading=h.t00ubmxid8d3" w:colFirst="0" w:colLast="0"/>
-      <w:bookmarkEnd w:id="10"/>
-      <w:r>
-        <w:rPr>
-          <w:rFonts w:ascii="Times New Roman" w:eastAsia="Times New Roman" w:hAnsi="Times New Roman" w:cs="Times New Roman"/>
-          <w:sz w:val="24"/>
-          <w:szCs w:val="24"/>
-        </w:rPr>
-        <w:lastRenderedPageBreak/>
-        <w:t>2</w:t>
-      </w:r>
-      <w:r>
-        <w:rPr>
-          <w:rFonts w:ascii="Times New Roman" w:eastAsia="Times New Roman" w:hAnsi="Times New Roman" w:cs="Times New Roman"/>
-          <w:sz w:val="24"/>
-          <w:szCs w:val="24"/>
-        </w:rPr>
-        <w:t>1 серпня.  Св. ап. Тадея, Св. мчц. Васси.</w:t>
-      </w:r>
-    </w:p>
-    <w:p>
-      <w:pPr>
-        <w:rPr>
-          <w:rFonts w:ascii="Times New Roman" w:eastAsia="Times New Roman" w:hAnsi="Times New Roman" w:cs="Times New Roman"/>
-          <w:sz w:val="24"/>
-          <w:szCs w:val="24"/>
-        </w:rPr>
-      </w:pPr>
-      <w:bookmarkStart w:id="11" w:name="_heading=h.1k7g40bqi1rq" w:colFirst="0" w:colLast="0"/>
-      <w:bookmarkEnd w:id="11"/>
+      <w:bookmarkStart w:id="8" w:name="_heading=h.t00ubmxid8d3" w:colFirst="0" w:colLast="0"/>
+      <w:bookmarkEnd w:id="8"/>
+      <w:r>
+        <w:rPr>
+          <w:rFonts w:ascii="Times New Roman" w:eastAsia="Times New Roman" w:hAnsi="Times New Roman" w:cs="Times New Roman"/>
+          <w:sz w:val="24"/>
+          <w:szCs w:val="24"/>
+        </w:rPr>
+        <w:t xml:space="preserve">21 серпня. </w:t>
+      </w:r>
+      <w:r>
+        <w:rPr>
+          <w:rFonts w:ascii="Times New Roman" w:eastAsia="Times New Roman" w:hAnsi="Times New Roman" w:cs="Times New Roman"/>
+          <w:sz w:val="24"/>
+          <w:szCs w:val="24"/>
+        </w:rPr>
+        <w:t>Посвяття Успіння</w:t>
+      </w:r>
+    </w:p>
+    <w:p>
+      <w:pPr>
+        <w:rPr>
+          <w:rFonts w:ascii="Times New Roman" w:eastAsia="Times New Roman" w:hAnsi="Times New Roman" w:cs="Times New Roman"/>
+          <w:sz w:val="24"/>
+          <w:szCs w:val="24"/>
+        </w:rPr>
+      </w:pPr>
+      <w:bookmarkStart w:id="9" w:name="_heading=h.1k7g40bqi1rq" w:colFirst="0" w:colLast="0"/>
+      <w:bookmarkEnd w:id="9"/>
       <w:r>
         <w:rPr>
           <w:rFonts w:ascii="Times New Roman" w:eastAsia="Times New Roman" w:hAnsi="Times New Roman" w:cs="Times New Roman"/>
@@ -1634,15 +1564,23 @@
           <w:szCs w:val="24"/>
         </w:rPr>
       </w:pPr>
-      <w:bookmarkStart w:id="12" w:name="_heading=h.mcis9xbrmtml" w:colFirst="0" w:colLast="0"/>
-      <w:bookmarkEnd w:id="12"/>
-      <w:r>
-        <w:rPr>
-          <w:rFonts w:ascii="Times New Roman" w:eastAsia="Times New Roman" w:hAnsi="Times New Roman" w:cs="Times New Roman"/>
-          <w:sz w:val="24"/>
-          <w:szCs w:val="24"/>
-        </w:rPr>
-        <w:t>22 серпня. Св. мч. Агатоніка і тих, що з ним.</w:t>
+      <w:bookmarkStart w:id="10" w:name="_heading=h.mcis9xbrmtml" w:colFirst="0" w:colLast="0"/>
+      <w:bookmarkEnd w:id="10"/>
+      <w:r>
+        <w:rPr>
+          <w:rFonts w:ascii="Times New Roman" w:eastAsia="Times New Roman" w:hAnsi="Times New Roman" w:cs="Times New Roman"/>
+          <w:sz w:val="24"/>
+          <w:szCs w:val="24"/>
+        </w:rPr>
+        <w:t xml:space="preserve">22 серпня. </w:t>
+      </w:r>
+      <w:r>
+        <w:rPr>
+          <w:rFonts w:ascii="Times New Roman" w:eastAsia="Times New Roman" w:hAnsi="Times New Roman" w:cs="Times New Roman"/>
+          <w:sz w:val="24"/>
+          <w:szCs w:val="24"/>
+        </w:rPr>
+        <w:t>Посвяття Успіння</w:t>
       </w:r>
     </w:p>
     <w:p>
@@ -1709,82 +1647,91 @@
           <w:szCs w:val="24"/>
         </w:rPr>
       </w:pPr>
-      <w:bookmarkStart w:id="13" w:name="_heading=h.npp44s1omf9n" w:colFirst="0" w:colLast="0"/>
+      <w:bookmarkStart w:id="11" w:name="_heading=h.npp44s1omf9n" w:colFirst="0" w:colLast="0"/>
+      <w:bookmarkEnd w:id="11"/>
+      <w:r>
+        <w:rPr>
+          <w:rFonts w:ascii="Times New Roman" w:eastAsia="Times New Roman" w:hAnsi="Times New Roman" w:cs="Times New Roman"/>
+          <w:sz w:val="24"/>
+          <w:szCs w:val="24"/>
+        </w:rPr>
+        <w:lastRenderedPageBreak/>
+        <w:t>23 серпня. Віддання Усп</w:t>
+      </w:r>
+      <w:r>
+        <w:rPr>
+          <w:rFonts w:ascii="Times New Roman" w:eastAsia="Times New Roman" w:hAnsi="Times New Roman" w:cs="Times New Roman"/>
+          <w:sz w:val="24"/>
+          <w:szCs w:val="24"/>
+        </w:rPr>
+        <w:t>і</w:t>
+      </w:r>
+      <w:r>
+        <w:rPr>
+          <w:rFonts w:ascii="Times New Roman" w:eastAsia="Times New Roman" w:hAnsi="Times New Roman" w:cs="Times New Roman"/>
+          <w:sz w:val="24"/>
+          <w:szCs w:val="24"/>
+        </w:rPr>
+        <w:t>ння</w:t>
+      </w:r>
+    </w:p>
+    <w:p>
+      <w:pPr>
+        <w:rPr>
+          <w:rFonts w:ascii="Times New Roman" w:eastAsia="Times New Roman" w:hAnsi="Times New Roman" w:cs="Times New Roman"/>
+          <w:sz w:val="24"/>
+          <w:szCs w:val="24"/>
+        </w:rPr>
+      </w:pPr>
+      <w:bookmarkStart w:id="12" w:name="_heading=h.w7c99q1n2xsd" w:colFirst="0" w:colLast="0"/>
+      <w:bookmarkEnd w:id="12"/>
+      <w:r>
+        <w:rPr>
+          <w:rFonts w:ascii="Times New Roman" w:eastAsia="Times New Roman" w:hAnsi="Times New Roman" w:cs="Times New Roman"/>
+          <w:i/>
+          <w:color w:val="FF0000"/>
+          <w:sz w:val="24"/>
+          <w:szCs w:val="24"/>
+        </w:rPr>
+        <w:t xml:space="preserve">Тропар (г. 1): </w:t>
+      </w:r>
+      <w:r>
+        <w:rPr>
+          <w:rFonts w:ascii="Times New Roman" w:eastAsia="Times New Roman" w:hAnsi="Times New Roman" w:cs="Times New Roman"/>
+          <w:sz w:val="24"/>
+          <w:szCs w:val="24"/>
+        </w:rPr>
+        <w:t>У різдві́ ді́вство зберегла́ ти,* в успе́нні сві́та не оста́вила ти, Богоро́дице.* Переста́вилася ти до життя́, бу́вши Ма́тір’ю Життя́.* І молитва́ми твої́ми* ізбавля́єш від сме́рти ду́ші на́ші.</w:t>
+      </w:r>
+    </w:p>
+    <w:p>
+      <w:pPr>
+        <w:rPr>
+          <w:rFonts w:ascii="Times New Roman" w:eastAsia="Times New Roman" w:hAnsi="Times New Roman" w:cs="Times New Roman"/>
+          <w:sz w:val="24"/>
+          <w:szCs w:val="24"/>
+        </w:rPr>
+      </w:pPr>
+      <w:r>
+        <w:rPr>
+          <w:rFonts w:ascii="Times New Roman" w:eastAsia="Times New Roman" w:hAnsi="Times New Roman" w:cs="Times New Roman"/>
+          <w:i/>
+          <w:color w:val="FF0000"/>
+          <w:sz w:val="24"/>
+          <w:szCs w:val="24"/>
+        </w:rPr>
+        <w:t xml:space="preserve">Кондак (г. 2): </w:t>
+      </w:r>
+      <w:r>
+        <w:rPr>
+          <w:rFonts w:ascii="Times New Roman" w:eastAsia="Times New Roman" w:hAnsi="Times New Roman" w:cs="Times New Roman"/>
+          <w:sz w:val="24"/>
+          <w:szCs w:val="24"/>
+        </w:rPr>
+        <w:t>В молитва́х невсипу́щу Богоро́дицю* і в засту́пництвах незамі́нне упова́ння* гріб і умертві́ння не втри́мали.* Бо як Ма́тір Життя́ до життя́ переста́вив Той,* Хто всели́вся в утро́бу присноді́вственну.</w:t>
+      </w:r>
+      <w:bookmarkStart w:id="13" w:name="_heading=h.ap76o6m9a0cm" w:colFirst="0" w:colLast="0"/>
       <w:bookmarkEnd w:id="13"/>
-      <w:r>
-        <w:rPr>
-          <w:rFonts w:ascii="Times New Roman" w:eastAsia="Times New Roman" w:hAnsi="Times New Roman" w:cs="Times New Roman"/>
-          <w:sz w:val="24"/>
-          <w:szCs w:val="24"/>
-        </w:rPr>
-        <w:t>23 серпня.  Віддання празника Успення Богородиці. Св. мчч. Луп</w:t>
-      </w:r>
-      <w:r>
-        <w:rPr>
-          <w:rFonts w:ascii="Times New Roman" w:eastAsia="Times New Roman" w:hAnsi="Times New Roman" w:cs="Times New Roman"/>
-          <w:sz w:val="24"/>
-          <w:szCs w:val="24"/>
-        </w:rPr>
-        <w:t>па. Св. свщмч. Іринея, єп. Ліонського.</w:t>
-      </w:r>
-    </w:p>
-    <w:p>
-      <w:pPr>
-        <w:rPr>
-          <w:rFonts w:ascii="Times New Roman" w:eastAsia="Times New Roman" w:hAnsi="Times New Roman" w:cs="Times New Roman"/>
-          <w:sz w:val="24"/>
-          <w:szCs w:val="24"/>
-        </w:rPr>
-      </w:pPr>
-      <w:bookmarkStart w:id="14" w:name="_heading=h.w7c99q1n2xsd" w:colFirst="0" w:colLast="0"/>
-      <w:bookmarkEnd w:id="14"/>
-      <w:r>
-        <w:rPr>
-          <w:rFonts w:ascii="Times New Roman" w:eastAsia="Times New Roman" w:hAnsi="Times New Roman" w:cs="Times New Roman"/>
-          <w:i/>
-          <w:color w:val="FF0000"/>
-          <w:sz w:val="24"/>
-          <w:szCs w:val="24"/>
-        </w:rPr>
-        <w:t xml:space="preserve">Тропар (г. 1): </w:t>
-      </w:r>
-      <w:r>
-        <w:rPr>
-          <w:rFonts w:ascii="Times New Roman" w:eastAsia="Times New Roman" w:hAnsi="Times New Roman" w:cs="Times New Roman"/>
-          <w:sz w:val="24"/>
-          <w:szCs w:val="24"/>
-        </w:rPr>
-        <w:t>У різдві́ ді́вство зберегла́ ти,* в успе́нні сві́та не оста́вила ти, Богоро́дице.* Переста́вилася ти до життя́, бу́вши Ма́тір’ю Життя́.* І молитва́ми твої́ми* ізбавля́єш від сме́рти ду́ші на́ші.</w:t>
-      </w:r>
-    </w:p>
-    <w:p>
-      <w:pPr>
-        <w:rPr>
-          <w:rFonts w:ascii="Times New Roman" w:eastAsia="Times New Roman" w:hAnsi="Times New Roman" w:cs="Times New Roman"/>
-          <w:sz w:val="24"/>
-          <w:szCs w:val="24"/>
-        </w:rPr>
-      </w:pPr>
-      <w:r>
-        <w:rPr>
-          <w:rFonts w:ascii="Times New Roman" w:eastAsia="Times New Roman" w:hAnsi="Times New Roman" w:cs="Times New Roman"/>
-          <w:i/>
-          <w:color w:val="FF0000"/>
-          <w:sz w:val="24"/>
-          <w:szCs w:val="24"/>
-        </w:rPr>
-        <w:t xml:space="preserve">Кондак (г. 2): </w:t>
-      </w:r>
-      <w:r>
-        <w:rPr>
-          <w:rFonts w:ascii="Times New Roman" w:eastAsia="Times New Roman" w:hAnsi="Times New Roman" w:cs="Times New Roman"/>
-          <w:sz w:val="24"/>
-          <w:szCs w:val="24"/>
-        </w:rPr>
-        <w:t>В молитва́х невсипу́щу Богоро́дицю* і в засту́пництвах незамі́нне упова́ння* гріб і умертві́ння не втри́мали.* Бо як Ма́тір Життя́ до життя́ переста́вив Той,* Хто всели́вся в утро́бу присноді́вственну.</w:t>
-      </w:r>
-      <w:bookmarkStart w:id="15" w:name="_heading=h.ap76o6m9a0cm" w:colFirst="0" w:colLast="0"/>
-      <w:bookmarkEnd w:id="15"/>
     </w:p>
     <w:p>
       <w:pPr>
@@ -1798,8 +1745,8 @@
           <w:szCs w:val="24"/>
         </w:rPr>
       </w:pPr>
-      <w:bookmarkStart w:id="16" w:name="_heading=h.40rtouvs8imb" w:colFirst="0" w:colLast="0"/>
-      <w:bookmarkEnd w:id="16"/>
+      <w:bookmarkStart w:id="14" w:name="_heading=h.40rtouvs8imb" w:colFirst="0" w:colLast="0"/>
+      <w:bookmarkEnd w:id="14"/>
       <w:r>
         <w:rPr>
           <w:rFonts w:ascii="Times New Roman" w:eastAsia="Times New Roman" w:hAnsi="Times New Roman" w:cs="Times New Roman"/>
@@ -1821,31 +1768,12 @@
       <w:r>
         <w:rPr>
           <w:rFonts w:ascii="Times New Roman" w:eastAsia="Times New Roman" w:hAnsi="Times New Roman" w:cs="Times New Roman"/>
-          <w:i/>
-          <w:color w:val="FF0000"/>
-          <w:sz w:val="24"/>
-          <w:szCs w:val="24"/>
-        </w:rPr>
-        <w:t xml:space="preserve"> </w:t>
-      </w:r>
-      <w:r>
-        <w:rPr>
-          <w:rFonts w:ascii="Times New Roman" w:eastAsia="Times New Roman" w:hAnsi="Times New Roman" w:cs="Times New Roman"/>
-          <w:color w:val="FF0000"/>
-          <w:sz w:val="24"/>
-          <w:szCs w:val="24"/>
-        </w:rPr>
-        <w:t xml:space="preserve">+ </w:t>
-      </w:r>
-      <w:r>
-        <w:rPr>
-          <w:rFonts w:ascii="Times New Roman" w:eastAsia="Times New Roman" w:hAnsi="Times New Roman" w:cs="Times New Roman"/>
-          <w:i/>
-          <w:color w:val="FF0000"/>
-          <w:sz w:val="24"/>
-          <w:szCs w:val="24"/>
-        </w:rPr>
-        <w:t>Усікновення чесної голови чесного і славного пророка, предтечі і Хрестителя Йоана. Піст.</w:t>
+          <w:iCs/>
+          <w:color w:val="FF0000"/>
+          <w:sz w:val="24"/>
+          <w:szCs w:val="24"/>
+        </w:rPr>
+        <w:t xml:space="preserve"> + Усікновення чесної голови чесного і славного пророка, предтечі і Хрестителя Йоана. Піст.</w:t>
       </w:r>
     </w:p>
     <w:p>
@@ -1873,15 +1801,7 @@
           <w:sz w:val="24"/>
           <w:szCs w:val="24"/>
         </w:rPr>
-        <w:t>Па́м’ять пра́ведного з похвала́ми,* а тобі́ виста́чає сві́дчення Госпо́днього, предте́че,* бо ти яви́вся воі́стину і від проро́ків чесні́ший,* бо у стру́менях сподоби́вся хрести́ти Пропові́даного.* Тому́ за і́стину постражда́в ти, раді́ючи,* благовісти́в т</w:t>
-      </w:r>
-      <w:r>
-        <w:rPr>
-          <w:rFonts w:ascii="Times New Roman" w:eastAsia="Times New Roman" w:hAnsi="Times New Roman" w:cs="Times New Roman"/>
-          <w:sz w:val="24"/>
-          <w:szCs w:val="24"/>
-        </w:rPr>
-        <w:t>и й тим, що в а́ді, Бо́га, я́вленого в ті́лі,* що взяв гріх сві́ту і подає́ нам вели́ку ми́лість.</w:t>
+        <w:t>Па́м’ять пра́ведного з похвала́ми,* а тобі́ виста́чає сві́дчення Госпо́днього, предте́че,* бо ти яви́вся воі́стину і від проро́ків чесні́ший,* бо у стру́менях сподоби́вся хрести́ти Пропові́даного.* Тому́ за і́стину постражда́в ти, раді́ючи,* благовісти́в ти й тим, що в а́ді, Бо́га, я́вленого в ті́лі,* що взяв гріх сві́ту і подає́ нам вели́ку ми́лість.</w:t>
       </w:r>
     </w:p>
     <w:p>
@@ -1909,15 +1829,7 @@
           <w:sz w:val="24"/>
           <w:szCs w:val="24"/>
         </w:rPr>
-        <w:t>Предте́чі сла́вне усікно́вення було́ яко́сь божестве́нним за́думом,* щоб і тим, що в а́ді, пропові́в Спа́сове прише́стя.* Неха́й, о́тже, рида́є</w:t>
-      </w:r>
-      <w:r>
-        <w:rPr>
-          <w:rFonts w:ascii="Times New Roman" w:eastAsia="Times New Roman" w:hAnsi="Times New Roman" w:cs="Times New Roman"/>
-          <w:sz w:val="24"/>
-          <w:szCs w:val="24"/>
-        </w:rPr>
-        <w:t xml:space="preserve"> Іроді́я, що ви́просила беззако́нне вби́вство,* бо возлюби́ла не зако́н бо́жий, ні живи́й вік,* але – лука́вий і доча́сний.</w:t>
+        <w:t>Предте́чі сла́вне усікно́вення було́ яко́сь божестве́нним за́думом,* щоб і тим, що в а́ді, пропові́в Спа́сове прише́стя.* Неха́й, о́тже, рида́є Іроді́я, що ви́просила беззако́нне вби́вство,* бо возлюби́ла не зако́н бо́жий, ні живи́й вік,* але – лука́вий і доча́сний.</w:t>
       </w:r>
     </w:p>
     <w:p>
@@ -1926,63 +1838,32 @@
         <w:spacing w:before="200" w:line="240" w:lineRule="auto"/>
         <w:rPr>
           <w:rFonts w:ascii="Times New Roman" w:eastAsia="Times New Roman" w:hAnsi="Times New Roman" w:cs="Times New Roman"/>
-          <w:sz w:val="24"/>
-          <w:szCs w:val="24"/>
-        </w:rPr>
-      </w:pPr>
-      <w:bookmarkStart w:id="17" w:name="_heading=h.b6u3ziptsvf3" w:colFirst="0" w:colLast="0"/>
-      <w:bookmarkEnd w:id="17"/>
-      <w:r>
-        <w:rPr>
-          <w:rFonts w:ascii="Times New Roman" w:eastAsia="Times New Roman" w:hAnsi="Times New Roman" w:cs="Times New Roman"/>
-          <w:sz w:val="24"/>
-          <w:szCs w:val="24"/>
-        </w:rPr>
-        <w:t>30 серпня.  Свв. патріархів Царгородських, Олександра, Йоана і Павла Нового.</w:t>
-      </w:r>
-    </w:p>
-    <w:p>
-      <w:pPr>
-        <w:pStyle w:val="Heading2"/>
-        <w:spacing w:before="200" w:line="240" w:lineRule="auto"/>
-        <w:rPr>
-          <w:rFonts w:ascii="Times New Roman" w:eastAsia="Times New Roman" w:hAnsi="Times New Roman" w:cs="Times New Roman"/>
-          <w:i/>
-          <w:color w:val="FF0000"/>
-          <w:sz w:val="24"/>
-          <w:szCs w:val="24"/>
-        </w:rPr>
-      </w:pPr>
-      <w:bookmarkStart w:id="18" w:name="_heading=h.24fccyo1f7cw" w:colFirst="0" w:colLast="0"/>
-      <w:bookmarkEnd w:id="18"/>
-      <w:r>
-        <w:rPr>
-          <w:rFonts w:ascii="Times New Roman" w:eastAsia="Times New Roman" w:hAnsi="Times New Roman" w:cs="Times New Roman"/>
-          <w:i/>
-          <w:sz w:val="24"/>
-          <w:szCs w:val="24"/>
-        </w:rPr>
-        <w:t xml:space="preserve">Посвяття Усікновення </w:t>
-      </w:r>
-      <w:r>
-        <w:rPr>
-          <w:rFonts w:ascii="Times New Roman" w:eastAsia="Times New Roman" w:hAnsi="Times New Roman" w:cs="Times New Roman"/>
-          <w:i/>
-          <w:color w:val="FF0000"/>
-          <w:sz w:val="24"/>
-          <w:szCs w:val="24"/>
-        </w:rPr>
-        <w:t>чесної голови чесного і славного п</w:t>
-      </w:r>
-      <w:r>
-        <w:rPr>
-          <w:rFonts w:ascii="Times New Roman" w:eastAsia="Times New Roman" w:hAnsi="Times New Roman" w:cs="Times New Roman"/>
-          <w:i/>
-          <w:color w:val="FF0000"/>
-          <w:sz w:val="24"/>
-          <w:szCs w:val="24"/>
-        </w:rPr>
-        <w:t>ророка, предтечі і Хрестителя Йоана</w:t>
+          <w:i/>
+          <w:color w:val="FF0000"/>
+          <w:sz w:val="24"/>
+          <w:szCs w:val="24"/>
+        </w:rPr>
+      </w:pPr>
+      <w:bookmarkStart w:id="15" w:name="_heading=h.b6u3ziptsvf3" w:colFirst="0" w:colLast="0"/>
+      <w:bookmarkEnd w:id="15"/>
+      <w:r>
+        <w:rPr>
+          <w:rFonts w:ascii="Times New Roman" w:eastAsia="Times New Roman" w:hAnsi="Times New Roman" w:cs="Times New Roman"/>
+          <w:sz w:val="24"/>
+          <w:szCs w:val="24"/>
+        </w:rPr>
+        <w:t xml:space="preserve">30 серпня. </w:t>
+      </w:r>
+      <w:bookmarkStart w:id="16" w:name="_heading=h.24fccyo1f7cw" w:colFirst="0" w:colLast="0"/>
+      <w:bookmarkEnd w:id="16"/>
+      <w:r>
+        <w:rPr>
+          <w:rFonts w:ascii="Times New Roman" w:eastAsia="Times New Roman" w:hAnsi="Times New Roman" w:cs="Times New Roman"/>
+          <w:iCs/>
+          <w:sz w:val="24"/>
+          <w:szCs w:val="24"/>
+        </w:rPr>
+        <w:t>Посвяття Усікновення</w:t>
       </w:r>
     </w:p>
     <w:p>
@@ -2011,24 +1892,7 @@
           <w:sz w:val="24"/>
           <w:szCs w:val="24"/>
         </w:rPr>
-        <w:t>Па́м’ять пра́ведного з похвала́ми,* а тобі́ виста́чає сві́дчення Госпо́днього, предте́че,* бо ти яви́вся воі́стину і від проро́ків чесні́ший,* бо у стру́менях сподоби́вся хрести́ти Пропові́даного.* Тому́ з</w:t>
-      </w:r>
-      <w:r>
-        <w:rPr>
-          <w:rFonts w:ascii="Times New Roman" w:eastAsia="Times New Roman" w:hAnsi="Times New Roman" w:cs="Times New Roman"/>
-          <w:sz w:val="24"/>
-          <w:szCs w:val="24"/>
-        </w:rPr>
-        <w:t xml:space="preserve">а і́стину постражда́в ти, </w:t>
-      </w:r>
-      <w:r>
-        <w:rPr>
-          <w:rFonts w:ascii="Times New Roman" w:eastAsia="Times New Roman" w:hAnsi="Times New Roman" w:cs="Times New Roman"/>
-          <w:sz w:val="24"/>
-          <w:szCs w:val="24"/>
-        </w:rPr>
-        <w:lastRenderedPageBreak/>
-        <w:t>раді́ючи,* благовісти́в ти й тим, що в а́ді, Бо́га, я́вленого в ті́лі,* що взяв гріх сві́ту і подає́ нам вели́ку ми́лість.</w:t>
+        <w:t>Па́м’ять пра́ведного з похвала́ми,* а тобі́ виста́чає сві́дчення Госпо́днього, предте́че,* бо ти яви́вся воі́стину і від проро́ків чесні́ший,* бо у стру́менях сподоби́вся хрести́ти Пропові́даного.* Тому́ за і́стину постражда́в ти, раді́ючи,* благовісти́в ти й тим, що в а́ді, Бо́га, я́вленого в ті́лі,* що взяв гріх сві́ту і подає́ нам вели́ку ми́лість.</w:t>
       </w:r>
     </w:p>
     <w:p>
@@ -2057,15 +1921,263 @@
           <w:sz w:val="24"/>
           <w:szCs w:val="24"/>
         </w:rPr>
-        <w:t>Ірод, Предтече, беззаконня вчинив* і дав жоні твою голову чесну,* якій кланяємося й тішимося</w:t>
-      </w:r>
-      <w:r>
-        <w:rPr>
-          <w:rFonts w:ascii="Times New Roman" w:eastAsia="Times New Roman" w:hAnsi="Times New Roman" w:cs="Times New Roman"/>
-          <w:sz w:val="24"/>
-          <w:szCs w:val="24"/>
-        </w:rPr>
-        <w:t>,* а Іродіяда плаче,* і ридають і Ірод, і танечниця.</w:t>
+        <w:t>І</w:t>
+      </w:r>
+      <w:r>
+        <w:rPr>
+          <w:rFonts w:ascii="Times New Roman" w:eastAsia="Times New Roman" w:hAnsi="Times New Roman" w:cs="Times New Roman"/>
+          <w:sz w:val="24"/>
+          <w:szCs w:val="24"/>
+        </w:rPr>
+        <w:t>́</w:t>
+      </w:r>
+      <w:r>
+        <w:rPr>
+          <w:rFonts w:ascii="Times New Roman" w:eastAsia="Times New Roman" w:hAnsi="Times New Roman" w:cs="Times New Roman"/>
+          <w:sz w:val="24"/>
+          <w:szCs w:val="24"/>
+        </w:rPr>
+        <w:t>род, Предте</w:t>
+      </w:r>
+      <w:r>
+        <w:rPr>
+          <w:rFonts w:ascii="Times New Roman" w:eastAsia="Times New Roman" w:hAnsi="Times New Roman" w:cs="Times New Roman"/>
+          <w:sz w:val="24"/>
+          <w:szCs w:val="24"/>
+        </w:rPr>
+        <w:t>́</w:t>
+      </w:r>
+      <w:r>
+        <w:rPr>
+          <w:rFonts w:ascii="Times New Roman" w:eastAsia="Times New Roman" w:hAnsi="Times New Roman" w:cs="Times New Roman"/>
+          <w:sz w:val="24"/>
+          <w:szCs w:val="24"/>
+        </w:rPr>
+        <w:t>че, беззако</w:t>
+      </w:r>
+      <w:r>
+        <w:rPr>
+          <w:rFonts w:ascii="Times New Roman" w:eastAsia="Times New Roman" w:hAnsi="Times New Roman" w:cs="Times New Roman"/>
+          <w:sz w:val="24"/>
+          <w:szCs w:val="24"/>
+        </w:rPr>
+        <w:t>́</w:t>
+      </w:r>
+      <w:r>
+        <w:rPr>
+          <w:rFonts w:ascii="Times New Roman" w:eastAsia="Times New Roman" w:hAnsi="Times New Roman" w:cs="Times New Roman"/>
+          <w:sz w:val="24"/>
+          <w:szCs w:val="24"/>
+        </w:rPr>
+        <w:t>ння вчини</w:t>
+      </w:r>
+      <w:r>
+        <w:rPr>
+          <w:rFonts w:ascii="Times New Roman" w:eastAsia="Times New Roman" w:hAnsi="Times New Roman" w:cs="Times New Roman"/>
+          <w:sz w:val="24"/>
+          <w:szCs w:val="24"/>
+        </w:rPr>
+        <w:t>́</w:t>
+      </w:r>
+      <w:r>
+        <w:rPr>
+          <w:rFonts w:ascii="Times New Roman" w:eastAsia="Times New Roman" w:hAnsi="Times New Roman" w:cs="Times New Roman"/>
+          <w:sz w:val="24"/>
+          <w:szCs w:val="24"/>
+        </w:rPr>
+        <w:t>в* і дав жоні</w:t>
+      </w:r>
+      <w:r>
+        <w:rPr>
+          <w:rFonts w:ascii="Times New Roman" w:eastAsia="Times New Roman" w:hAnsi="Times New Roman" w:cs="Times New Roman"/>
+          <w:sz w:val="24"/>
+          <w:szCs w:val="24"/>
+        </w:rPr>
+        <w:t>́</w:t>
+      </w:r>
+      <w:r>
+        <w:rPr>
+          <w:rFonts w:ascii="Times New Roman" w:eastAsia="Times New Roman" w:hAnsi="Times New Roman" w:cs="Times New Roman"/>
+          <w:sz w:val="24"/>
+          <w:szCs w:val="24"/>
+        </w:rPr>
+        <w:t xml:space="preserve"> тво</w:t>
+      </w:r>
+      <w:r>
+        <w:rPr>
+          <w:rFonts w:ascii="Times New Roman" w:eastAsia="Times New Roman" w:hAnsi="Times New Roman" w:cs="Times New Roman"/>
+          <w:sz w:val="24"/>
+          <w:szCs w:val="24"/>
+        </w:rPr>
+        <w:t>́</w:t>
+      </w:r>
+      <w:r>
+        <w:rPr>
+          <w:rFonts w:ascii="Times New Roman" w:eastAsia="Times New Roman" w:hAnsi="Times New Roman" w:cs="Times New Roman"/>
+          <w:sz w:val="24"/>
+          <w:szCs w:val="24"/>
+        </w:rPr>
+        <w:t>ю го</w:t>
+      </w:r>
+      <w:r>
+        <w:rPr>
+          <w:rFonts w:ascii="Times New Roman" w:eastAsia="Times New Roman" w:hAnsi="Times New Roman" w:cs="Times New Roman"/>
+          <w:sz w:val="24"/>
+          <w:szCs w:val="24"/>
+        </w:rPr>
+        <w:t>́</w:t>
+      </w:r>
+      <w:r>
+        <w:rPr>
+          <w:rFonts w:ascii="Times New Roman" w:eastAsia="Times New Roman" w:hAnsi="Times New Roman" w:cs="Times New Roman"/>
+          <w:sz w:val="24"/>
+          <w:szCs w:val="24"/>
+        </w:rPr>
+        <w:t>лову че</w:t>
+      </w:r>
+      <w:r>
+        <w:rPr>
+          <w:rFonts w:ascii="Times New Roman" w:eastAsia="Times New Roman" w:hAnsi="Times New Roman" w:cs="Times New Roman"/>
+          <w:sz w:val="24"/>
+          <w:szCs w:val="24"/>
+        </w:rPr>
+        <w:t>́</w:t>
+      </w:r>
+      <w:r>
+        <w:rPr>
+          <w:rFonts w:ascii="Times New Roman" w:eastAsia="Times New Roman" w:hAnsi="Times New Roman" w:cs="Times New Roman"/>
+          <w:sz w:val="24"/>
+          <w:szCs w:val="24"/>
+        </w:rPr>
+        <w:t>сну,* які</w:t>
+      </w:r>
+      <w:r>
+        <w:rPr>
+          <w:rFonts w:ascii="Times New Roman" w:eastAsia="Times New Roman" w:hAnsi="Times New Roman" w:cs="Times New Roman"/>
+          <w:sz w:val="24"/>
+          <w:szCs w:val="24"/>
+        </w:rPr>
+        <w:t>́</w:t>
+      </w:r>
+      <w:r>
+        <w:rPr>
+          <w:rFonts w:ascii="Times New Roman" w:eastAsia="Times New Roman" w:hAnsi="Times New Roman" w:cs="Times New Roman"/>
+          <w:sz w:val="24"/>
+          <w:szCs w:val="24"/>
+        </w:rPr>
+        <w:t>й кла</w:t>
+      </w:r>
+      <w:r>
+        <w:rPr>
+          <w:rFonts w:ascii="Times New Roman" w:eastAsia="Times New Roman" w:hAnsi="Times New Roman" w:cs="Times New Roman"/>
+          <w:sz w:val="24"/>
+          <w:szCs w:val="24"/>
+        </w:rPr>
+        <w:t>́</w:t>
+      </w:r>
+      <w:r>
+        <w:rPr>
+          <w:rFonts w:ascii="Times New Roman" w:eastAsia="Times New Roman" w:hAnsi="Times New Roman" w:cs="Times New Roman"/>
+          <w:sz w:val="24"/>
+          <w:szCs w:val="24"/>
+        </w:rPr>
+        <w:t>няємося й ті</w:t>
+      </w:r>
+      <w:r>
+        <w:rPr>
+          <w:rFonts w:ascii="Times New Roman" w:eastAsia="Times New Roman" w:hAnsi="Times New Roman" w:cs="Times New Roman"/>
+          <w:sz w:val="24"/>
+          <w:szCs w:val="24"/>
+        </w:rPr>
+        <w:t>́</w:t>
+      </w:r>
+      <w:r>
+        <w:rPr>
+          <w:rFonts w:ascii="Times New Roman" w:eastAsia="Times New Roman" w:hAnsi="Times New Roman" w:cs="Times New Roman"/>
+          <w:sz w:val="24"/>
+          <w:szCs w:val="24"/>
+        </w:rPr>
+        <w:t>шимося,* а Іродія</w:t>
+      </w:r>
+      <w:r>
+        <w:rPr>
+          <w:rFonts w:ascii="Times New Roman" w:eastAsia="Times New Roman" w:hAnsi="Times New Roman" w:cs="Times New Roman"/>
+          <w:sz w:val="24"/>
+          <w:szCs w:val="24"/>
+        </w:rPr>
+        <w:t>́</w:t>
+      </w:r>
+      <w:r>
+        <w:rPr>
+          <w:rFonts w:ascii="Times New Roman" w:eastAsia="Times New Roman" w:hAnsi="Times New Roman" w:cs="Times New Roman"/>
+          <w:sz w:val="24"/>
+          <w:szCs w:val="24"/>
+        </w:rPr>
+        <w:t>да пла</w:t>
+      </w:r>
+      <w:r>
+        <w:rPr>
+          <w:rFonts w:ascii="Times New Roman" w:eastAsia="Times New Roman" w:hAnsi="Times New Roman" w:cs="Times New Roman"/>
+          <w:sz w:val="24"/>
+          <w:szCs w:val="24"/>
+        </w:rPr>
+        <w:t>́</w:t>
+      </w:r>
+      <w:r>
+        <w:rPr>
+          <w:rFonts w:ascii="Times New Roman" w:eastAsia="Times New Roman" w:hAnsi="Times New Roman" w:cs="Times New Roman"/>
+          <w:sz w:val="24"/>
+          <w:szCs w:val="24"/>
+        </w:rPr>
+        <w:t>че,* і рида</w:t>
+      </w:r>
+      <w:r>
+        <w:rPr>
+          <w:rFonts w:ascii="Times New Roman" w:eastAsia="Times New Roman" w:hAnsi="Times New Roman" w:cs="Times New Roman"/>
+          <w:sz w:val="24"/>
+          <w:szCs w:val="24"/>
+        </w:rPr>
+        <w:t>́</w:t>
+      </w:r>
+      <w:r>
+        <w:rPr>
+          <w:rFonts w:ascii="Times New Roman" w:eastAsia="Times New Roman" w:hAnsi="Times New Roman" w:cs="Times New Roman"/>
+          <w:sz w:val="24"/>
+          <w:szCs w:val="24"/>
+        </w:rPr>
+        <w:t>ють і І</w:t>
+      </w:r>
+      <w:r>
+        <w:rPr>
+          <w:rFonts w:ascii="Times New Roman" w:eastAsia="Times New Roman" w:hAnsi="Times New Roman" w:cs="Times New Roman"/>
+          <w:sz w:val="24"/>
+          <w:szCs w:val="24"/>
+        </w:rPr>
+        <w:t>́</w:t>
+      </w:r>
+      <w:r>
+        <w:rPr>
+          <w:rFonts w:ascii="Times New Roman" w:eastAsia="Times New Roman" w:hAnsi="Times New Roman" w:cs="Times New Roman"/>
+          <w:sz w:val="24"/>
+          <w:szCs w:val="24"/>
+        </w:rPr>
+        <w:t>род, і тане</w:t>
+      </w:r>
+      <w:r>
+        <w:rPr>
+          <w:rFonts w:ascii="Times New Roman" w:eastAsia="Times New Roman" w:hAnsi="Times New Roman" w:cs="Times New Roman"/>
+          <w:sz w:val="24"/>
+          <w:szCs w:val="24"/>
+        </w:rPr>
+        <w:t>́</w:t>
+      </w:r>
+      <w:r>
+        <w:rPr>
+          <w:rFonts w:ascii="Times New Roman" w:eastAsia="Times New Roman" w:hAnsi="Times New Roman" w:cs="Times New Roman"/>
+          <w:sz w:val="24"/>
+          <w:szCs w:val="24"/>
+        </w:rPr>
+        <w:t>чниця.</w:t>
       </w:r>
     </w:p>
     <w:sectPr>
